--- a/kpluz/docxs/Chemistry 2/Q3_LE2.docx
+++ b/kpluz/docxs/Chemistry 2/Q3_LE2.docx
@@ -11,6 +11,7 @@
           <w:szCs w:val="24"/>
         </w:rPr>
       </w:pPr>
+      <w:bookmarkStart w:id="0" w:name="_GoBack"/>
       <w:r>
         <w:rPr>
           <w:rFonts w:ascii="Times New Roman" w:eastAsia="Times New Roman" w:hAnsi="Times New Roman" w:cs="Times New Roman"/>
@@ -22,6 +23,7 @@
         </w:pict>
       </w:r>
     </w:p>
+    <w:bookmarkEnd w:id="0"/>
     <w:p>
       <w:pPr>
         <w:pStyle w:val="Heading1"/>
@@ -202,7 +204,7 @@
     </w:p>
     <w:tbl>
       <w:tblPr>
-        <w:tblW w:w="11280" w:type="dxa"/>
+        <w:tblW w:w="9136" w:type="dxa"/>
         <w:tblCellMar>
           <w:top w:w="15" w:type="dxa"/>
           <w:left w:w="15" w:type="dxa"/>
@@ -212,7 +214,7 @@
         <w:tblLook w:val="04A0" w:firstRow="1" w:lastRow="0" w:firstColumn="1" w:lastColumn="0" w:noHBand="0" w:noVBand="1"/>
       </w:tblPr>
       <w:tblGrid>
-        <w:gridCol w:w="6284"/>
+        <w:gridCol w:w="4140"/>
         <w:gridCol w:w="4996"/>
       </w:tblGrid>
       <w:tr>
@@ -221,47 +223,47 @@
         </w:trPr>
         <w:tc>
           <w:tcPr>
+            <w:tcW w:w="4140" w:type="dxa"/>
+            <w:tcBorders>
+              <w:top w:val="nil"/>
+            </w:tcBorders>
+            <w:tcMar>
+              <w:top w:w="150" w:type="dxa"/>
+              <w:left w:w="0" w:type="dxa"/>
+              <w:bottom w:w="150" w:type="dxa"/>
+              <w:right w:w="240" w:type="dxa"/>
+            </w:tcMar>
+            <w:vAlign w:val="center"/>
+            <w:hideMark/>
+          </w:tcPr>
+          <w:p>
+            <w:pPr>
+              <w:spacing w:line="375" w:lineRule="atLeast"/>
+              <w:rPr>
+                <w:rFonts w:ascii="Segoe UI" w:hAnsi="Segoe UI" w:cs="Segoe UI"/>
+                <w:sz w:val="23"/>
+                <w:szCs w:val="23"/>
+              </w:rPr>
+            </w:pPr>
+            <w:r>
+              <w:rPr>
+                <w:rFonts w:ascii="Segoe UI" w:hAnsi="Segoe UI" w:cs="Segoe UI"/>
+                <w:sz w:val="23"/>
+                <w:szCs w:val="23"/>
+              </w:rPr>
+              <w:lastRenderedPageBreak/>
+              <w:t>Property</w:t>
+            </w:r>
+          </w:p>
+        </w:tc>
+        <w:tc>
+          <w:tcPr>
             <w:tcW w:w="0" w:type="auto"/>
             <w:tcBorders>
               <w:top w:val="nil"/>
             </w:tcBorders>
             <w:tcMar>
               <w:top w:w="150" w:type="dxa"/>
-              <w:left w:w="0" w:type="dxa"/>
-              <w:bottom w:w="150" w:type="dxa"/>
-              <w:right w:w="240" w:type="dxa"/>
-            </w:tcMar>
-            <w:vAlign w:val="center"/>
-            <w:hideMark/>
-          </w:tcPr>
-          <w:p>
-            <w:pPr>
-              <w:spacing w:line="375" w:lineRule="atLeast"/>
-              <w:rPr>
-                <w:rFonts w:ascii="Segoe UI" w:hAnsi="Segoe UI" w:cs="Segoe UI"/>
-                <w:sz w:val="23"/>
-                <w:szCs w:val="23"/>
-              </w:rPr>
-            </w:pPr>
-            <w:r>
-              <w:rPr>
-                <w:rFonts w:ascii="Segoe UI" w:hAnsi="Segoe UI" w:cs="Segoe UI"/>
-                <w:sz w:val="23"/>
-                <w:szCs w:val="23"/>
-              </w:rPr>
-              <w:lastRenderedPageBreak/>
-              <w:t>Property</w:t>
-            </w:r>
-          </w:p>
-        </w:tc>
-        <w:tc>
-          <w:tcPr>
-            <w:tcW w:w="0" w:type="auto"/>
-            <w:tcBorders>
-              <w:top w:val="nil"/>
-            </w:tcBorders>
-            <w:tcMar>
-              <w:top w:w="150" w:type="dxa"/>
               <w:left w:w="240" w:type="dxa"/>
               <w:bottom w:w="150" w:type="dxa"/>
               <w:right w:w="240" w:type="dxa"/>
@@ -292,7 +294,7 @@
       <w:tr>
         <w:tc>
           <w:tcPr>
-            <w:tcW w:w="0" w:type="auto"/>
+            <w:tcW w:w="4140" w:type="dxa"/>
             <w:tcMar>
               <w:top w:w="150" w:type="dxa"/>
               <w:left w:w="0" w:type="dxa"/>
@@ -356,7 +358,7 @@
       <w:tr>
         <w:tc>
           <w:tcPr>
-            <w:tcW w:w="0" w:type="auto"/>
+            <w:tcW w:w="4140" w:type="dxa"/>
             <w:tcMar>
               <w:top w:w="150" w:type="dxa"/>
               <w:left w:w="0" w:type="dxa"/>
@@ -420,7 +422,7 @@
       <w:tr>
         <w:tc>
           <w:tcPr>
-            <w:tcW w:w="0" w:type="auto"/>
+            <w:tcW w:w="4140" w:type="dxa"/>
             <w:tcMar>
               <w:top w:w="150" w:type="dxa"/>
               <w:left w:w="0" w:type="dxa"/>
@@ -484,7 +486,7 @@
       <w:tr>
         <w:tc>
           <w:tcPr>
-            <w:tcW w:w="0" w:type="auto"/>
+            <w:tcW w:w="4140" w:type="dxa"/>
             <w:tcMar>
               <w:top w:w="150" w:type="dxa"/>
               <w:left w:w="0" w:type="dxa"/>
@@ -548,7 +550,7 @@
       <w:tr>
         <w:tc>
           <w:tcPr>
-            <w:tcW w:w="0" w:type="auto"/>
+            <w:tcW w:w="4140" w:type="dxa"/>
             <w:tcMar>
               <w:top w:w="150" w:type="dxa"/>
               <w:left w:w="0" w:type="dxa"/>
@@ -612,7 +614,7 @@
       <w:tr>
         <w:tc>
           <w:tcPr>
-            <w:tcW w:w="0" w:type="auto"/>
+            <w:tcW w:w="4140" w:type="dxa"/>
             <w:tcMar>
               <w:top w:w="150" w:type="dxa"/>
               <w:left w:w="0" w:type="dxa"/>
@@ -698,7 +700,7 @@
     </w:p>
     <w:tbl>
       <w:tblPr>
-        <w:tblW w:w="11280" w:type="dxa"/>
+        <w:tblW w:w="10170" w:type="dxa"/>
         <w:tblCellMar>
           <w:top w:w="15" w:type="dxa"/>
           <w:left w:w="15" w:type="dxa"/>
@@ -709,7 +711,7 @@
       </w:tblPr>
       <w:tblGrid>
         <w:gridCol w:w="2901"/>
-        <w:gridCol w:w="8379"/>
+        <w:gridCol w:w="7269"/>
       </w:tblGrid>
       <w:tr>
         <w:trPr>
@@ -751,7 +753,7 @@
         </w:tc>
         <w:tc>
           <w:tcPr>
-            <w:tcW w:w="0" w:type="auto"/>
+            <w:tcW w:w="7269" w:type="dxa"/>
             <w:tcBorders>
               <w:top w:val="nil"/>
             </w:tcBorders>
@@ -818,7 +820,7 @@
         </w:tc>
         <w:tc>
           <w:tcPr>
-            <w:tcW w:w="0" w:type="auto"/>
+            <w:tcW w:w="7269" w:type="dxa"/>
             <w:tcMar>
               <w:top w:w="150" w:type="dxa"/>
               <w:left w:w="240" w:type="dxa"/>
@@ -882,7 +884,7 @@
         </w:tc>
         <w:tc>
           <w:tcPr>
-            <w:tcW w:w="0" w:type="auto"/>
+            <w:tcW w:w="7269" w:type="dxa"/>
             <w:tcMar>
               <w:top w:w="150" w:type="dxa"/>
               <w:left w:w="240" w:type="dxa"/>
@@ -946,7 +948,7 @@
         </w:tc>
         <w:tc>
           <w:tcPr>
-            <w:tcW w:w="0" w:type="auto"/>
+            <w:tcW w:w="7269" w:type="dxa"/>
             <w:tcMar>
               <w:top w:w="150" w:type="dxa"/>
               <w:left w:w="240" w:type="dxa"/>
@@ -1010,7 +1012,7 @@
         </w:tc>
         <w:tc>
           <w:tcPr>
-            <w:tcW w:w="0" w:type="auto"/>
+            <w:tcW w:w="7269" w:type="dxa"/>
             <w:tcMar>
               <w:top w:w="150" w:type="dxa"/>
               <w:left w:w="240" w:type="dxa"/>
@@ -1068,13 +1070,14 @@
                 <w:sz w:val="23"/>
                 <w:szCs w:val="23"/>
               </w:rPr>
+              <w:lastRenderedPageBreak/>
               <w:t>Moderate electronegativity</w:t>
             </w:r>
           </w:p>
         </w:tc>
         <w:tc>
           <w:tcPr>
-            <w:tcW w:w="0" w:type="auto"/>
+            <w:tcW w:w="7269" w:type="dxa"/>
             <w:tcMar>
               <w:top w:w="150" w:type="dxa"/>
               <w:left w:w="240" w:type="dxa"/>
@@ -1132,14 +1135,13 @@
                 <w:sz w:val="23"/>
                 <w:szCs w:val="23"/>
               </w:rPr>
-              <w:lastRenderedPageBreak/>
               <w:t>Isomerism</w:t>
             </w:r>
           </w:p>
         </w:tc>
         <w:tc>
           <w:tcPr>
-            <w:tcW w:w="0" w:type="auto"/>
+            <w:tcW w:w="7269" w:type="dxa"/>
             <w:tcMar>
               <w:top w:w="150" w:type="dxa"/>
               <w:left w:w="240" w:type="dxa"/>
@@ -1194,7 +1196,7 @@
     </w:p>
     <w:tbl>
       <w:tblPr>
-        <w:tblW w:w="11280" w:type="dxa"/>
+        <w:tblW w:w="10176" w:type="dxa"/>
         <w:tblCellMar>
           <w:top w:w="15" w:type="dxa"/>
           <w:left w:w="15" w:type="dxa"/>
@@ -1205,8 +1207,8 @@
       </w:tblPr>
       <w:tblGrid>
         <w:gridCol w:w="2932"/>
-        <w:gridCol w:w="3092"/>
-        <w:gridCol w:w="5256"/>
+        <w:gridCol w:w="3008"/>
+        <w:gridCol w:w="4236"/>
       </w:tblGrid>
       <w:tr>
         <w:trPr>
@@ -1248,7 +1250,7 @@
         </w:tc>
         <w:tc>
           <w:tcPr>
-            <w:tcW w:w="0" w:type="auto"/>
+            <w:tcW w:w="3008" w:type="dxa"/>
             <w:tcBorders>
               <w:top w:val="nil"/>
             </w:tcBorders>
@@ -1282,7 +1284,7 @@
         </w:tc>
         <w:tc>
           <w:tcPr>
-            <w:tcW w:w="0" w:type="auto"/>
+            <w:tcW w:w="4236" w:type="dxa"/>
             <w:tcBorders>
               <w:top w:val="nil"/>
             </w:tcBorders>
@@ -1349,7 +1351,7 @@
         </w:tc>
         <w:tc>
           <w:tcPr>
-            <w:tcW w:w="0" w:type="auto"/>
+            <w:tcW w:w="3008" w:type="dxa"/>
             <w:tcMar>
               <w:top w:w="150" w:type="dxa"/>
               <w:left w:w="240" w:type="dxa"/>
@@ -1380,7 +1382,7 @@
         </w:tc>
         <w:tc>
           <w:tcPr>
-            <w:tcW w:w="0" w:type="auto"/>
+            <w:tcW w:w="4236" w:type="dxa"/>
             <w:tcMar>
               <w:top w:w="150" w:type="dxa"/>
               <w:left w:w="240" w:type="dxa"/>
@@ -1444,7 +1446,7 @@
         </w:tc>
         <w:tc>
           <w:tcPr>
-            <w:tcW w:w="0" w:type="auto"/>
+            <w:tcW w:w="3008" w:type="dxa"/>
             <w:tcMar>
               <w:top w:w="150" w:type="dxa"/>
               <w:left w:w="240" w:type="dxa"/>
@@ -1475,7 +1477,7 @@
         </w:tc>
         <w:tc>
           <w:tcPr>
-            <w:tcW w:w="0" w:type="auto"/>
+            <w:tcW w:w="4236" w:type="dxa"/>
             <w:tcMar>
               <w:top w:w="150" w:type="dxa"/>
               <w:left w:w="240" w:type="dxa"/>
@@ -1539,7 +1541,7 @@
         </w:tc>
         <w:tc>
           <w:tcPr>
-            <w:tcW w:w="0" w:type="auto"/>
+            <w:tcW w:w="3008" w:type="dxa"/>
             <w:tcMar>
               <w:top w:w="150" w:type="dxa"/>
               <w:left w:w="240" w:type="dxa"/>
@@ -1570,7 +1572,7 @@
         </w:tc>
         <w:tc>
           <w:tcPr>
-            <w:tcW w:w="0" w:type="auto"/>
+            <w:tcW w:w="4236" w:type="dxa"/>
             <w:tcMar>
               <w:top w:w="150" w:type="dxa"/>
               <w:left w:w="240" w:type="dxa"/>
@@ -1634,7 +1636,7 @@
         </w:tc>
         <w:tc>
           <w:tcPr>
-            <w:tcW w:w="0" w:type="auto"/>
+            <w:tcW w:w="3008" w:type="dxa"/>
             <w:tcMar>
               <w:top w:w="150" w:type="dxa"/>
               <w:left w:w="240" w:type="dxa"/>
@@ -1665,7 +1667,7 @@
         </w:tc>
         <w:tc>
           <w:tcPr>
-            <w:tcW w:w="0" w:type="auto"/>
+            <w:tcW w:w="4236" w:type="dxa"/>
             <w:tcMar>
               <w:top w:w="150" w:type="dxa"/>
               <w:left w:w="240" w:type="dxa"/>
@@ -1729,7 +1731,7 @@
         </w:tc>
         <w:tc>
           <w:tcPr>
-            <w:tcW w:w="0" w:type="auto"/>
+            <w:tcW w:w="3008" w:type="dxa"/>
             <w:tcMar>
               <w:top w:w="150" w:type="dxa"/>
               <w:left w:w="240" w:type="dxa"/>
@@ -1760,7 +1762,7 @@
         </w:tc>
         <w:tc>
           <w:tcPr>
-            <w:tcW w:w="0" w:type="auto"/>
+            <w:tcW w:w="4236" w:type="dxa"/>
             <w:tcMar>
               <w:top w:w="150" w:type="dxa"/>
               <w:left w:w="240" w:type="dxa"/>
@@ -1824,7 +1826,7 @@
         </w:tc>
         <w:tc>
           <w:tcPr>
-            <w:tcW w:w="0" w:type="auto"/>
+            <w:tcW w:w="3008" w:type="dxa"/>
             <w:tcMar>
               <w:top w:w="150" w:type="dxa"/>
               <w:left w:w="240" w:type="dxa"/>
@@ -1855,7 +1857,7 @@
         </w:tc>
         <w:tc>
           <w:tcPr>
-            <w:tcW w:w="0" w:type="auto"/>
+            <w:tcW w:w="4236" w:type="dxa"/>
             <w:tcMar>
               <w:top w:w="150" w:type="dxa"/>
               <w:left w:w="240" w:type="dxa"/>
@@ -1919,7 +1921,7 @@
         </w:tc>
         <w:tc>
           <w:tcPr>
-            <w:tcW w:w="0" w:type="auto"/>
+            <w:tcW w:w="3008" w:type="dxa"/>
             <w:tcMar>
               <w:top w:w="150" w:type="dxa"/>
               <w:left w:w="240" w:type="dxa"/>
@@ -1950,7 +1952,7 @@
         </w:tc>
         <w:tc>
           <w:tcPr>
-            <w:tcW w:w="0" w:type="auto"/>
+            <w:tcW w:w="4236" w:type="dxa"/>
             <w:tcMar>
               <w:top w:w="150" w:type="dxa"/>
               <w:left w:w="240" w:type="dxa"/>
@@ -2000,6 +2002,7 @@
           <w:sz w:val="30"/>
           <w:szCs w:val="30"/>
         </w:rPr>
+        <w:lastRenderedPageBreak/>
         <w:t>Bond Hybridization and Geometry</w:t>
       </w:r>
     </w:p>
@@ -2224,7 +2227,6 @@
                 <w:sz w:val="23"/>
                 <w:szCs w:val="23"/>
               </w:rPr>
-              <w:lastRenderedPageBreak/>
               <w:t>sp³</w:t>
             </w:r>
           </w:p>
@@ -2795,6 +2797,27 @@
     </w:p>
     <w:p>
       <w:pPr>
+        <w:rPr>
+          <w:rFonts w:ascii="Segoe UI" w:eastAsia="Times New Roman" w:hAnsi="Segoe UI" w:cs="Segoe UI"/>
+          <w:b/>
+          <w:bCs/>
+          <w:color w:val="0F1115"/>
+          <w:sz w:val="30"/>
+          <w:szCs w:val="30"/>
+        </w:rPr>
+      </w:pPr>
+      <w:r>
+        <w:rPr>
+          <w:rFonts w:ascii="Segoe UI" w:hAnsi="Segoe UI" w:cs="Segoe UI"/>
+          <w:color w:val="0F1115"/>
+          <w:sz w:val="30"/>
+          <w:szCs w:val="30"/>
+        </w:rPr>
+        <w:br w:type="page"/>
+      </w:r>
+    </w:p>
+    <w:p>
+      <w:pPr>
         <w:pStyle w:val="Heading3"/>
         <w:shd w:val="clear" w:color="auto" w:fill="FFFFFF"/>
         <w:spacing w:before="480" w:beforeAutospacing="0" w:after="240" w:afterAutospacing="0" w:line="450" w:lineRule="atLeast"/>
@@ -2812,12 +2835,14 @@
           <w:sz w:val="30"/>
           <w:szCs w:val="30"/>
         </w:rPr>
+        <w:lastRenderedPageBreak/>
         <w:t>Comparison of Major Groups</w:t>
       </w:r>
     </w:p>
     <w:tbl>
       <w:tblPr>
-        <w:tblW w:w="0" w:type="auto"/>
+        <w:tblW w:w="10507" w:type="dxa"/>
+        <w:tblLayout w:type="fixed"/>
         <w:tblCellMar>
           <w:top w:w="15" w:type="dxa"/>
           <w:left w:w="15" w:type="dxa"/>
@@ -2828,10 +2853,10 @@
       </w:tblPr>
       <w:tblGrid>
         <w:gridCol w:w="1366"/>
-        <w:gridCol w:w="1385"/>
-        <w:gridCol w:w="1637"/>
-        <w:gridCol w:w="1508"/>
-        <w:gridCol w:w="1837"/>
+        <w:gridCol w:w="1514"/>
+        <w:gridCol w:w="1890"/>
+        <w:gridCol w:w="2002"/>
+        <w:gridCol w:w="1868"/>
         <w:gridCol w:w="1867"/>
       </w:tblGrid>
       <w:tr>
@@ -2840,7 +2865,7 @@
         </w:trPr>
         <w:tc>
           <w:tcPr>
-            <w:tcW w:w="0" w:type="auto"/>
+            <w:tcW w:w="1366" w:type="dxa"/>
             <w:tcBorders>
               <w:top w:val="nil"/>
             </w:tcBorders>
@@ -2874,7 +2899,7 @@
         </w:tc>
         <w:tc>
           <w:tcPr>
-            <w:tcW w:w="0" w:type="auto"/>
+            <w:tcW w:w="1514" w:type="dxa"/>
             <w:tcBorders>
               <w:top w:val="nil"/>
             </w:tcBorders>
@@ -2908,7 +2933,7 @@
         </w:tc>
         <w:tc>
           <w:tcPr>
-            <w:tcW w:w="0" w:type="auto"/>
+            <w:tcW w:w="1890" w:type="dxa"/>
             <w:tcBorders>
               <w:top w:val="nil"/>
             </w:tcBorders>
@@ -2942,7 +2967,7 @@
         </w:tc>
         <w:tc>
           <w:tcPr>
-            <w:tcW w:w="0" w:type="auto"/>
+            <w:tcW w:w="2002" w:type="dxa"/>
             <w:tcBorders>
               <w:top w:val="nil"/>
             </w:tcBorders>
@@ -2976,7 +3001,7 @@
         </w:tc>
         <w:tc>
           <w:tcPr>
-            <w:tcW w:w="0" w:type="auto"/>
+            <w:tcW w:w="1868" w:type="dxa"/>
             <w:tcBorders>
               <w:top w:val="nil"/>
             </w:tcBorders>
@@ -3010,7 +3035,7 @@
         </w:tc>
         <w:tc>
           <w:tcPr>
-            <w:tcW w:w="0" w:type="auto"/>
+            <w:tcW w:w="1867" w:type="dxa"/>
             <w:tcBorders>
               <w:top w:val="nil"/>
             </w:tcBorders>
@@ -3046,7 +3071,7 @@
       <w:tr>
         <w:tc>
           <w:tcPr>
-            <w:tcW w:w="0" w:type="auto"/>
+            <w:tcW w:w="1366" w:type="dxa"/>
             <w:tcMar>
               <w:top w:w="150" w:type="dxa"/>
               <w:left w:w="0" w:type="dxa"/>
@@ -3077,7 +3102,7 @@
         </w:tc>
         <w:tc>
           <w:tcPr>
-            <w:tcW w:w="0" w:type="auto"/>
+            <w:tcW w:w="1514" w:type="dxa"/>
             <w:tcMar>
               <w:top w:w="150" w:type="dxa"/>
               <w:left w:w="240" w:type="dxa"/>
@@ -3108,120 +3133,100 @@
         </w:tc>
         <w:tc>
           <w:tcPr>
-            <w:tcW w:w="0" w:type="auto"/>
-            <w:tcMar>
-              <w:top w:w="150" w:type="dxa"/>
-              <w:left w:w="240" w:type="dxa"/>
-              <w:bottom w:w="150" w:type="dxa"/>
-              <w:right w:w="240" w:type="dxa"/>
-            </w:tcMar>
-            <w:vAlign w:val="center"/>
-            <w:hideMark/>
-          </w:tcPr>
-          <w:p>
-            <w:pPr>
-              <w:spacing w:line="375" w:lineRule="atLeast"/>
-              <w:rPr>
-                <w:rFonts w:ascii="Segoe UI" w:hAnsi="Segoe UI" w:cs="Segoe UI"/>
-                <w:sz w:val="23"/>
-                <w:szCs w:val="23"/>
-              </w:rPr>
-            </w:pPr>
-            <w:r>
-              <w:rPr>
-                <w:rFonts w:ascii="Segoe UI" w:hAnsi="Segoe UI" w:cs="Segoe UI"/>
-                <w:sz w:val="23"/>
-                <w:szCs w:val="23"/>
-              </w:rPr>
-              <w:t xml:space="preserve">None (only C–C and </w:t>
-            </w:r>
-            <w:r>
-              <w:rPr>
-                <w:rFonts w:ascii="Segoe UI" w:hAnsi="Segoe UI" w:cs="Segoe UI"/>
-                <w:sz w:val="23"/>
-                <w:szCs w:val="23"/>
-              </w:rPr>
-              <w:lastRenderedPageBreak/>
-              <w:t>C–H)</w:t>
-            </w:r>
-          </w:p>
-        </w:tc>
-        <w:tc>
-          <w:tcPr>
-            <w:tcW w:w="0" w:type="auto"/>
-            <w:tcMar>
-              <w:top w:w="150" w:type="dxa"/>
-              <w:left w:w="240" w:type="dxa"/>
-              <w:bottom w:w="150" w:type="dxa"/>
-              <w:right w:w="240" w:type="dxa"/>
-            </w:tcMar>
-            <w:vAlign w:val="center"/>
-            <w:hideMark/>
-          </w:tcPr>
-          <w:p>
-            <w:pPr>
-              <w:spacing w:line="375" w:lineRule="atLeast"/>
-              <w:rPr>
-                <w:rFonts w:ascii="Segoe UI" w:hAnsi="Segoe UI" w:cs="Segoe UI"/>
-                <w:sz w:val="23"/>
-                <w:szCs w:val="23"/>
-              </w:rPr>
-            </w:pPr>
-            <w:r>
-              <w:rPr>
-                <w:rFonts w:ascii="Segoe UI" w:hAnsi="Segoe UI" w:cs="Segoe UI"/>
-                <w:sz w:val="23"/>
-                <w:szCs w:val="23"/>
-              </w:rPr>
-              <w:lastRenderedPageBreak/>
-              <w:t xml:space="preserve">All single </w:t>
-            </w:r>
-            <w:r>
-              <w:rPr>
-                <w:rFonts w:ascii="Segoe UI" w:hAnsi="Segoe UI" w:cs="Segoe UI"/>
-                <w:sz w:val="23"/>
-                <w:szCs w:val="23"/>
-              </w:rPr>
-              <w:lastRenderedPageBreak/>
-              <w:t>bonds</w:t>
-            </w:r>
-          </w:p>
-        </w:tc>
-        <w:tc>
-          <w:tcPr>
-            <w:tcW w:w="0" w:type="auto"/>
-            <w:tcMar>
-              <w:top w:w="150" w:type="dxa"/>
-              <w:left w:w="240" w:type="dxa"/>
-              <w:bottom w:w="150" w:type="dxa"/>
-              <w:right w:w="240" w:type="dxa"/>
-            </w:tcMar>
-            <w:vAlign w:val="center"/>
-            <w:hideMark/>
-          </w:tcPr>
-          <w:p>
-            <w:pPr>
-              <w:spacing w:line="375" w:lineRule="atLeast"/>
-              <w:rPr>
-                <w:rFonts w:ascii="Segoe UI" w:hAnsi="Segoe UI" w:cs="Segoe UI"/>
-                <w:sz w:val="23"/>
-                <w:szCs w:val="23"/>
-              </w:rPr>
-            </w:pPr>
-            <w:r>
-              <w:rPr>
-                <w:rFonts w:ascii="Segoe UI" w:hAnsi="Segoe UI" w:cs="Segoe UI"/>
-                <w:sz w:val="23"/>
-                <w:szCs w:val="23"/>
-              </w:rPr>
-              <w:lastRenderedPageBreak/>
+            <w:tcW w:w="1890" w:type="dxa"/>
+            <w:tcMar>
+              <w:top w:w="150" w:type="dxa"/>
+              <w:left w:w="240" w:type="dxa"/>
+              <w:bottom w:w="150" w:type="dxa"/>
+              <w:right w:w="240" w:type="dxa"/>
+            </w:tcMar>
+            <w:vAlign w:val="center"/>
+            <w:hideMark/>
+          </w:tcPr>
+          <w:p>
+            <w:pPr>
+              <w:spacing w:line="375" w:lineRule="atLeast"/>
+              <w:rPr>
+                <w:rFonts w:ascii="Segoe UI" w:hAnsi="Segoe UI" w:cs="Segoe UI"/>
+                <w:sz w:val="23"/>
+                <w:szCs w:val="23"/>
+              </w:rPr>
+            </w:pPr>
+            <w:r>
+              <w:rPr>
+                <w:rFonts w:ascii="Segoe UI" w:hAnsi="Segoe UI" w:cs="Segoe UI"/>
+                <w:sz w:val="23"/>
+                <w:szCs w:val="23"/>
+              </w:rPr>
+              <w:t>None (only C–C and C–H)</w:t>
+            </w:r>
+          </w:p>
+        </w:tc>
+        <w:tc>
+          <w:tcPr>
+            <w:tcW w:w="2002" w:type="dxa"/>
+            <w:tcMar>
+              <w:top w:w="150" w:type="dxa"/>
+              <w:left w:w="240" w:type="dxa"/>
+              <w:bottom w:w="150" w:type="dxa"/>
+              <w:right w:w="240" w:type="dxa"/>
+            </w:tcMar>
+            <w:vAlign w:val="center"/>
+            <w:hideMark/>
+          </w:tcPr>
+          <w:p>
+            <w:pPr>
+              <w:spacing w:line="375" w:lineRule="atLeast"/>
+              <w:rPr>
+                <w:rFonts w:ascii="Segoe UI" w:hAnsi="Segoe UI" w:cs="Segoe UI"/>
+                <w:sz w:val="23"/>
+                <w:szCs w:val="23"/>
+              </w:rPr>
+            </w:pPr>
+            <w:r>
+              <w:rPr>
+                <w:rFonts w:ascii="Segoe UI" w:hAnsi="Segoe UI" w:cs="Segoe UI"/>
+                <w:sz w:val="23"/>
+                <w:szCs w:val="23"/>
+              </w:rPr>
+              <w:t>All single bonds</w:t>
+            </w:r>
+          </w:p>
+        </w:tc>
+        <w:tc>
+          <w:tcPr>
+            <w:tcW w:w="1868" w:type="dxa"/>
+            <w:tcMar>
+              <w:top w:w="150" w:type="dxa"/>
+              <w:left w:w="240" w:type="dxa"/>
+              <w:bottom w:w="150" w:type="dxa"/>
+              <w:right w:w="240" w:type="dxa"/>
+            </w:tcMar>
+            <w:vAlign w:val="center"/>
+            <w:hideMark/>
+          </w:tcPr>
+          <w:p>
+            <w:pPr>
+              <w:spacing w:line="375" w:lineRule="atLeast"/>
+              <w:rPr>
+                <w:rFonts w:ascii="Segoe UI" w:hAnsi="Segoe UI" w:cs="Segoe UI"/>
+                <w:sz w:val="23"/>
+                <w:szCs w:val="23"/>
+              </w:rPr>
+            </w:pPr>
+            <w:r>
+              <w:rPr>
+                <w:rFonts w:ascii="Segoe UI" w:hAnsi="Segoe UI" w:cs="Segoe UI"/>
+                <w:sz w:val="23"/>
+                <w:szCs w:val="23"/>
+              </w:rPr>
               <w:t>sp³</w:t>
             </w:r>
           </w:p>
         </w:tc>
         <w:tc>
           <w:tcPr>
-            <w:tcW w:w="0" w:type="auto"/>
+            <w:tcW w:w="1867" w:type="dxa"/>
             <w:tcMar>
               <w:top w:w="150" w:type="dxa"/>
               <w:left w:w="240" w:type="dxa"/>
@@ -3254,7 +3259,7 @@
       <w:tr>
         <w:tc>
           <w:tcPr>
-            <w:tcW w:w="0" w:type="auto"/>
+            <w:tcW w:w="1366" w:type="dxa"/>
             <w:tcMar>
               <w:top w:w="150" w:type="dxa"/>
               <w:left w:w="0" w:type="dxa"/>
@@ -3279,14 +3284,13 @@
                 <w:sz w:val="23"/>
                 <w:szCs w:val="23"/>
               </w:rPr>
-              <w:lastRenderedPageBreak/>
               <w:t>Alkene</w:t>
             </w:r>
           </w:p>
         </w:tc>
         <w:tc>
           <w:tcPr>
-            <w:tcW w:w="0" w:type="auto"/>
+            <w:tcW w:w="1514" w:type="dxa"/>
             <w:tcMar>
               <w:top w:w="150" w:type="dxa"/>
               <w:left w:w="240" w:type="dxa"/>
@@ -3317,7 +3321,7 @@
         </w:tc>
         <w:tc>
           <w:tcPr>
-            <w:tcW w:w="0" w:type="auto"/>
+            <w:tcW w:w="1890" w:type="dxa"/>
             <w:tcMar>
               <w:top w:w="150" w:type="dxa"/>
               <w:left w:w="240" w:type="dxa"/>
@@ -3348,7 +3352,7 @@
         </w:tc>
         <w:tc>
           <w:tcPr>
-            <w:tcW w:w="0" w:type="auto"/>
+            <w:tcW w:w="2002" w:type="dxa"/>
             <w:tcMar>
               <w:top w:w="150" w:type="dxa"/>
               <w:left w:w="240" w:type="dxa"/>
@@ -3379,7 +3383,7 @@
         </w:tc>
         <w:tc>
           <w:tcPr>
-            <w:tcW w:w="0" w:type="auto"/>
+            <w:tcW w:w="1868" w:type="dxa"/>
             <w:tcMar>
               <w:top w:w="150" w:type="dxa"/>
               <w:left w:w="240" w:type="dxa"/>
@@ -3410,7 +3414,7 @@
         </w:tc>
         <w:tc>
           <w:tcPr>
-            <w:tcW w:w="0" w:type="auto"/>
+            <w:tcW w:w="1867" w:type="dxa"/>
             <w:tcMar>
               <w:top w:w="150" w:type="dxa"/>
               <w:left w:w="240" w:type="dxa"/>
@@ -3443,7 +3447,7 @@
       <w:tr>
         <w:tc>
           <w:tcPr>
-            <w:tcW w:w="0" w:type="auto"/>
+            <w:tcW w:w="1366" w:type="dxa"/>
             <w:tcMar>
               <w:top w:w="150" w:type="dxa"/>
               <w:left w:w="0" w:type="dxa"/>
@@ -3474,7 +3478,7 @@
         </w:tc>
         <w:tc>
           <w:tcPr>
-            <w:tcW w:w="0" w:type="auto"/>
+            <w:tcW w:w="1514" w:type="dxa"/>
             <w:tcMar>
               <w:top w:w="150" w:type="dxa"/>
               <w:left w:w="240" w:type="dxa"/>
@@ -3505,7 +3509,7 @@
         </w:tc>
         <w:tc>
           <w:tcPr>
-            <w:tcW w:w="0" w:type="auto"/>
+            <w:tcW w:w="1890" w:type="dxa"/>
             <w:tcMar>
               <w:top w:w="150" w:type="dxa"/>
               <w:left w:w="240" w:type="dxa"/>
@@ -3536,7 +3540,7 @@
         </w:tc>
         <w:tc>
           <w:tcPr>
-            <w:tcW w:w="0" w:type="auto"/>
+            <w:tcW w:w="2002" w:type="dxa"/>
             <w:tcMar>
               <w:top w:w="150" w:type="dxa"/>
               <w:left w:w="240" w:type="dxa"/>
@@ -3567,7 +3571,7 @@
         </w:tc>
         <w:tc>
           <w:tcPr>
-            <w:tcW w:w="0" w:type="auto"/>
+            <w:tcW w:w="1868" w:type="dxa"/>
             <w:tcMar>
               <w:top w:w="150" w:type="dxa"/>
               <w:left w:w="240" w:type="dxa"/>
@@ -3598,7 +3602,7 @@
         </w:tc>
         <w:tc>
           <w:tcPr>
-            <w:tcW w:w="0" w:type="auto"/>
+            <w:tcW w:w="1867" w:type="dxa"/>
             <w:tcMar>
               <w:top w:w="150" w:type="dxa"/>
               <w:left w:w="240" w:type="dxa"/>
@@ -3631,7 +3635,7 @@
       <w:tr>
         <w:tc>
           <w:tcPr>
-            <w:tcW w:w="0" w:type="auto"/>
+            <w:tcW w:w="1366" w:type="dxa"/>
             <w:tcMar>
               <w:top w:w="150" w:type="dxa"/>
               <w:left w:w="0" w:type="dxa"/>
@@ -3662,7 +3666,7 @@
         </w:tc>
         <w:tc>
           <w:tcPr>
-            <w:tcW w:w="0" w:type="auto"/>
+            <w:tcW w:w="1514" w:type="dxa"/>
             <w:tcMar>
               <w:top w:w="150" w:type="dxa"/>
               <w:left w:w="240" w:type="dxa"/>
@@ -3693,7 +3697,7 @@
         </w:tc>
         <w:tc>
           <w:tcPr>
-            <w:tcW w:w="0" w:type="auto"/>
+            <w:tcW w:w="1890" w:type="dxa"/>
             <w:tcMar>
               <w:top w:w="150" w:type="dxa"/>
               <w:left w:w="240" w:type="dxa"/>
@@ -3724,7 +3728,7 @@
         </w:tc>
         <w:tc>
           <w:tcPr>
-            <w:tcW w:w="0" w:type="auto"/>
+            <w:tcW w:w="2002" w:type="dxa"/>
             <w:tcMar>
               <w:top w:w="150" w:type="dxa"/>
               <w:left w:w="240" w:type="dxa"/>
@@ -3755,7 +3759,7 @@
         </w:tc>
         <w:tc>
           <w:tcPr>
-            <w:tcW w:w="0" w:type="auto"/>
+            <w:tcW w:w="1868" w:type="dxa"/>
             <w:tcMar>
               <w:top w:w="150" w:type="dxa"/>
               <w:left w:w="240" w:type="dxa"/>
@@ -3786,7 +3790,7 @@
         </w:tc>
         <w:tc>
           <w:tcPr>
-            <w:tcW w:w="0" w:type="auto"/>
+            <w:tcW w:w="1867" w:type="dxa"/>
             <w:tcMar>
               <w:top w:w="150" w:type="dxa"/>
               <w:left w:w="240" w:type="dxa"/>
@@ -3819,7 +3823,7 @@
       <w:tr>
         <w:tc>
           <w:tcPr>
-            <w:tcW w:w="0" w:type="auto"/>
+            <w:tcW w:w="1366" w:type="dxa"/>
             <w:tcMar>
               <w:top w:w="150" w:type="dxa"/>
               <w:left w:w="0" w:type="dxa"/>
@@ -3850,7 +3854,7 @@
         </w:tc>
         <w:tc>
           <w:tcPr>
-            <w:tcW w:w="0" w:type="auto"/>
+            <w:tcW w:w="1514" w:type="dxa"/>
             <w:tcMar>
               <w:top w:w="150" w:type="dxa"/>
               <w:left w:w="240" w:type="dxa"/>
@@ -3881,7 +3885,7 @@
         </w:tc>
         <w:tc>
           <w:tcPr>
-            <w:tcW w:w="0" w:type="auto"/>
+            <w:tcW w:w="1890" w:type="dxa"/>
             <w:tcMar>
               <w:top w:w="150" w:type="dxa"/>
               <w:left w:w="240" w:type="dxa"/>
@@ -3912,7 +3916,7 @@
         </w:tc>
         <w:tc>
           <w:tcPr>
-            <w:tcW w:w="0" w:type="auto"/>
+            <w:tcW w:w="2002" w:type="dxa"/>
             <w:tcMar>
               <w:top w:w="150" w:type="dxa"/>
               <w:left w:w="240" w:type="dxa"/>
@@ -3943,7 +3947,7 @@
         </w:tc>
         <w:tc>
           <w:tcPr>
-            <w:tcW w:w="0" w:type="auto"/>
+            <w:tcW w:w="1868" w:type="dxa"/>
             <w:tcMar>
               <w:top w:w="150" w:type="dxa"/>
               <w:left w:w="240" w:type="dxa"/>
@@ -3974,7 +3978,7 @@
         </w:tc>
         <w:tc>
           <w:tcPr>
-            <w:tcW w:w="0" w:type="auto"/>
+            <w:tcW w:w="1867" w:type="dxa"/>
             <w:tcMar>
               <w:top w:w="150" w:type="dxa"/>
               <w:left w:w="240" w:type="dxa"/>
@@ -4143,7 +4147,6 @@
                 <w:sz w:val="23"/>
                 <w:szCs w:val="23"/>
               </w:rPr>
-              <w:lastRenderedPageBreak/>
               <w:t>General formula</w:t>
             </w:r>
           </w:p>
@@ -4272,6 +4275,7 @@
                 <w:sz w:val="23"/>
                 <w:szCs w:val="23"/>
               </w:rPr>
+              <w:lastRenderedPageBreak/>
               <w:t>Functional group</w:t>
             </w:r>
           </w:p>
@@ -4522,7 +4526,7 @@
     </w:p>
     <w:tbl>
       <w:tblPr>
-        <w:tblW w:w="11280" w:type="dxa"/>
+        <w:tblW w:w="10203" w:type="dxa"/>
         <w:tblCellMar>
           <w:top w:w="15" w:type="dxa"/>
           <w:left w:w="15" w:type="dxa"/>
@@ -4532,8 +4536,8 @@
         <w:tblLook w:val="04A0" w:firstRow="1" w:lastRow="0" w:firstColumn="1" w:lastColumn="0" w:noHBand="0" w:noVBand="1"/>
       </w:tblPr>
       <w:tblGrid>
-        <w:gridCol w:w="2935"/>
-        <w:gridCol w:w="3362"/>
+        <w:gridCol w:w="2520"/>
+        <w:gridCol w:w="2700"/>
         <w:gridCol w:w="4983"/>
       </w:tblGrid>
       <w:tr>
@@ -4542,80 +4546,80 @@
         </w:trPr>
         <w:tc>
           <w:tcPr>
+            <w:tcW w:w="2520" w:type="dxa"/>
+            <w:tcBorders>
+              <w:top w:val="nil"/>
+            </w:tcBorders>
+            <w:tcMar>
+              <w:top w:w="150" w:type="dxa"/>
+              <w:left w:w="0" w:type="dxa"/>
+              <w:bottom w:w="150" w:type="dxa"/>
+              <w:right w:w="240" w:type="dxa"/>
+            </w:tcMar>
+            <w:vAlign w:val="center"/>
+            <w:hideMark/>
+          </w:tcPr>
+          <w:p>
+            <w:pPr>
+              <w:spacing w:line="375" w:lineRule="atLeast"/>
+              <w:rPr>
+                <w:rFonts w:ascii="Segoe UI" w:hAnsi="Segoe UI" w:cs="Segoe UI"/>
+                <w:sz w:val="23"/>
+                <w:szCs w:val="23"/>
+              </w:rPr>
+            </w:pPr>
+            <w:r>
+              <w:rPr>
+                <w:rFonts w:ascii="Segoe UI" w:hAnsi="Segoe UI" w:cs="Segoe UI"/>
+                <w:sz w:val="23"/>
+                <w:szCs w:val="23"/>
+              </w:rPr>
+              <w:t>Name</w:t>
+            </w:r>
+          </w:p>
+        </w:tc>
+        <w:tc>
+          <w:tcPr>
+            <w:tcW w:w="2700" w:type="dxa"/>
+            <w:tcBorders>
+              <w:top w:val="nil"/>
+            </w:tcBorders>
+            <w:tcMar>
+              <w:top w:w="150" w:type="dxa"/>
+              <w:left w:w="240" w:type="dxa"/>
+              <w:bottom w:w="150" w:type="dxa"/>
+              <w:right w:w="240" w:type="dxa"/>
+            </w:tcMar>
+            <w:vAlign w:val="center"/>
+            <w:hideMark/>
+          </w:tcPr>
+          <w:p>
+            <w:pPr>
+              <w:spacing w:line="375" w:lineRule="atLeast"/>
+              <w:rPr>
+                <w:rFonts w:ascii="Segoe UI" w:hAnsi="Segoe UI" w:cs="Segoe UI"/>
+                <w:sz w:val="23"/>
+                <w:szCs w:val="23"/>
+              </w:rPr>
+            </w:pPr>
+            <w:r>
+              <w:rPr>
+                <w:rFonts w:ascii="Segoe UI" w:hAnsi="Segoe UI" w:cs="Segoe UI"/>
+                <w:sz w:val="23"/>
+                <w:szCs w:val="23"/>
+              </w:rPr>
+              <w:t>Formula</w:t>
+            </w:r>
+          </w:p>
+        </w:tc>
+        <w:tc>
+          <w:tcPr>
             <w:tcW w:w="0" w:type="auto"/>
             <w:tcBorders>
               <w:top w:val="nil"/>
             </w:tcBorders>
             <w:tcMar>
               <w:top w:w="150" w:type="dxa"/>
-              <w:left w:w="0" w:type="dxa"/>
-              <w:bottom w:w="150" w:type="dxa"/>
-              <w:right w:w="240" w:type="dxa"/>
-            </w:tcMar>
-            <w:vAlign w:val="center"/>
-            <w:hideMark/>
-          </w:tcPr>
-          <w:p>
-            <w:pPr>
-              <w:spacing w:line="375" w:lineRule="atLeast"/>
-              <w:rPr>
-                <w:rFonts w:ascii="Segoe UI" w:hAnsi="Segoe UI" w:cs="Segoe UI"/>
-                <w:sz w:val="23"/>
-                <w:szCs w:val="23"/>
-              </w:rPr>
-            </w:pPr>
-            <w:r>
-              <w:rPr>
-                <w:rFonts w:ascii="Segoe UI" w:hAnsi="Segoe UI" w:cs="Segoe UI"/>
-                <w:sz w:val="23"/>
-                <w:szCs w:val="23"/>
-              </w:rPr>
-              <w:t>Name</w:t>
-            </w:r>
-          </w:p>
-        </w:tc>
-        <w:tc>
-          <w:tcPr>
-            <w:tcW w:w="0" w:type="auto"/>
-            <w:tcBorders>
-              <w:top w:val="nil"/>
-            </w:tcBorders>
-            <w:tcMar>
-              <w:top w:w="150" w:type="dxa"/>
-              <w:left w:w="240" w:type="dxa"/>
-              <w:bottom w:w="150" w:type="dxa"/>
-              <w:right w:w="240" w:type="dxa"/>
-            </w:tcMar>
-            <w:vAlign w:val="center"/>
-            <w:hideMark/>
-          </w:tcPr>
-          <w:p>
-            <w:pPr>
-              <w:spacing w:line="375" w:lineRule="atLeast"/>
-              <w:rPr>
-                <w:rFonts w:ascii="Segoe UI" w:hAnsi="Segoe UI" w:cs="Segoe UI"/>
-                <w:sz w:val="23"/>
-                <w:szCs w:val="23"/>
-              </w:rPr>
-            </w:pPr>
-            <w:r>
-              <w:rPr>
-                <w:rFonts w:ascii="Segoe UI" w:hAnsi="Segoe UI" w:cs="Segoe UI"/>
-                <w:sz w:val="23"/>
-                <w:szCs w:val="23"/>
-              </w:rPr>
-              <w:t>Formula</w:t>
-            </w:r>
-          </w:p>
-        </w:tc>
-        <w:tc>
-          <w:tcPr>
-            <w:tcW w:w="0" w:type="auto"/>
-            <w:tcBorders>
-              <w:top w:val="nil"/>
-            </w:tcBorders>
-            <w:tcMar>
-              <w:top w:w="150" w:type="dxa"/>
               <w:left w:w="240" w:type="dxa"/>
               <w:bottom w:w="150" w:type="dxa"/>
               <w:right w:w="240" w:type="dxa"/>
@@ -4646,7 +4650,7 @@
       <w:tr>
         <w:tc>
           <w:tcPr>
-            <w:tcW w:w="0" w:type="auto"/>
+            <w:tcW w:w="2520" w:type="dxa"/>
             <w:tcMar>
               <w:top w:w="150" w:type="dxa"/>
               <w:left w:w="0" w:type="dxa"/>
@@ -4677,7 +4681,7 @@
         </w:tc>
         <w:tc>
           <w:tcPr>
-            <w:tcW w:w="0" w:type="auto"/>
+            <w:tcW w:w="2700" w:type="dxa"/>
             <w:tcMar>
               <w:top w:w="150" w:type="dxa"/>
               <w:left w:w="240" w:type="dxa"/>
@@ -4741,7 +4745,7 @@
       <w:tr>
         <w:tc>
           <w:tcPr>
-            <w:tcW w:w="0" w:type="auto"/>
+            <w:tcW w:w="2520" w:type="dxa"/>
             <w:tcMar>
               <w:top w:w="150" w:type="dxa"/>
               <w:left w:w="0" w:type="dxa"/>
@@ -4772,7 +4776,7 @@
         </w:tc>
         <w:tc>
           <w:tcPr>
-            <w:tcW w:w="0" w:type="auto"/>
+            <w:tcW w:w="2700" w:type="dxa"/>
             <w:tcMar>
               <w:top w:w="150" w:type="dxa"/>
               <w:left w:w="240" w:type="dxa"/>
@@ -4836,7 +4840,7 @@
       <w:tr>
         <w:tc>
           <w:tcPr>
-            <w:tcW w:w="0" w:type="auto"/>
+            <w:tcW w:w="2520" w:type="dxa"/>
             <w:tcMar>
               <w:top w:w="150" w:type="dxa"/>
               <w:left w:w="0" w:type="dxa"/>
@@ -4867,7 +4871,7 @@
         </w:tc>
         <w:tc>
           <w:tcPr>
-            <w:tcW w:w="0" w:type="auto"/>
+            <w:tcW w:w="2700" w:type="dxa"/>
             <w:tcMar>
               <w:top w:w="150" w:type="dxa"/>
               <w:left w:w="240" w:type="dxa"/>
@@ -4931,7 +4935,7 @@
       <w:tr>
         <w:tc>
           <w:tcPr>
-            <w:tcW w:w="0" w:type="auto"/>
+            <w:tcW w:w="2520" w:type="dxa"/>
             <w:tcMar>
               <w:top w:w="150" w:type="dxa"/>
               <w:left w:w="0" w:type="dxa"/>
@@ -4962,7 +4966,7 @@
         </w:tc>
         <w:tc>
           <w:tcPr>
-            <w:tcW w:w="0" w:type="auto"/>
+            <w:tcW w:w="2700" w:type="dxa"/>
             <w:tcMar>
               <w:top w:w="150" w:type="dxa"/>
               <w:left w:w="240" w:type="dxa"/>
@@ -5095,7 +5099,6 @@
                 <w:sz w:val="23"/>
                 <w:szCs w:val="23"/>
               </w:rPr>
-              <w:lastRenderedPageBreak/>
               <w:t>Feature</w:t>
             </w:r>
           </w:p>
@@ -5227,6 +5230,7 @@
                 <w:sz w:val="23"/>
                 <w:szCs w:val="23"/>
               </w:rPr>
+              <w:lastRenderedPageBreak/>
               <w:t>Bond type</w:t>
             </w:r>
           </w:p>
@@ -5544,7 +5548,7 @@
     </w:p>
     <w:tbl>
       <w:tblPr>
-        <w:tblW w:w="11280" w:type="dxa"/>
+        <w:tblW w:w="10917" w:type="dxa"/>
         <w:tblCellMar>
           <w:top w:w="15" w:type="dxa"/>
           <w:left w:w="15" w:type="dxa"/>
@@ -5554,7 +5558,7 @@
         <w:tblLook w:val="04A0" w:firstRow="1" w:lastRow="0" w:firstColumn="1" w:lastColumn="0" w:noHBand="0" w:noVBand="1"/>
       </w:tblPr>
       <w:tblGrid>
-        <w:gridCol w:w="2973"/>
+        <w:gridCol w:w="2610"/>
         <w:gridCol w:w="8307"/>
       </w:tblGrid>
       <w:tr>
@@ -5563,46 +5567,46 @@
         </w:trPr>
         <w:tc>
           <w:tcPr>
+            <w:tcW w:w="2610" w:type="dxa"/>
+            <w:tcBorders>
+              <w:top w:val="nil"/>
+            </w:tcBorders>
+            <w:tcMar>
+              <w:top w:w="150" w:type="dxa"/>
+              <w:left w:w="0" w:type="dxa"/>
+              <w:bottom w:w="150" w:type="dxa"/>
+              <w:right w:w="240" w:type="dxa"/>
+            </w:tcMar>
+            <w:vAlign w:val="center"/>
+            <w:hideMark/>
+          </w:tcPr>
+          <w:p>
+            <w:pPr>
+              <w:spacing w:line="375" w:lineRule="atLeast"/>
+              <w:rPr>
+                <w:rFonts w:ascii="Segoe UI" w:hAnsi="Segoe UI" w:cs="Segoe UI"/>
+                <w:sz w:val="23"/>
+                <w:szCs w:val="23"/>
+              </w:rPr>
+            </w:pPr>
+            <w:r>
+              <w:rPr>
+                <w:rFonts w:ascii="Segoe UI" w:hAnsi="Segoe UI" w:cs="Segoe UI"/>
+                <w:sz w:val="23"/>
+                <w:szCs w:val="23"/>
+              </w:rPr>
+              <w:t>Feature</w:t>
+            </w:r>
+          </w:p>
+        </w:tc>
+        <w:tc>
+          <w:tcPr>
             <w:tcW w:w="0" w:type="auto"/>
             <w:tcBorders>
               <w:top w:val="nil"/>
             </w:tcBorders>
             <w:tcMar>
               <w:top w:w="150" w:type="dxa"/>
-              <w:left w:w="0" w:type="dxa"/>
-              <w:bottom w:w="150" w:type="dxa"/>
-              <w:right w:w="240" w:type="dxa"/>
-            </w:tcMar>
-            <w:vAlign w:val="center"/>
-            <w:hideMark/>
-          </w:tcPr>
-          <w:p>
-            <w:pPr>
-              <w:spacing w:line="375" w:lineRule="atLeast"/>
-              <w:rPr>
-                <w:rFonts w:ascii="Segoe UI" w:hAnsi="Segoe UI" w:cs="Segoe UI"/>
-                <w:sz w:val="23"/>
-                <w:szCs w:val="23"/>
-              </w:rPr>
-            </w:pPr>
-            <w:r>
-              <w:rPr>
-                <w:rFonts w:ascii="Segoe UI" w:hAnsi="Segoe UI" w:cs="Segoe UI"/>
-                <w:sz w:val="23"/>
-                <w:szCs w:val="23"/>
-              </w:rPr>
-              <w:t>Feature</w:t>
-            </w:r>
-          </w:p>
-        </w:tc>
-        <w:tc>
-          <w:tcPr>
-            <w:tcW w:w="0" w:type="auto"/>
-            <w:tcBorders>
-              <w:top w:val="nil"/>
-            </w:tcBorders>
-            <w:tcMar>
-              <w:top w:w="150" w:type="dxa"/>
               <w:left w:w="240" w:type="dxa"/>
               <w:bottom w:w="150" w:type="dxa"/>
               <w:right w:w="240" w:type="dxa"/>
@@ -5633,7 +5637,7 @@
       <w:tr>
         <w:tc>
           <w:tcPr>
-            <w:tcW w:w="0" w:type="auto"/>
+            <w:tcW w:w="2610" w:type="dxa"/>
             <w:tcMar>
               <w:top w:w="150" w:type="dxa"/>
               <w:left w:w="0" w:type="dxa"/>
@@ -5697,7 +5701,7 @@
       <w:tr>
         <w:tc>
           <w:tcPr>
-            <w:tcW w:w="0" w:type="auto"/>
+            <w:tcW w:w="2610" w:type="dxa"/>
             <w:tcMar>
               <w:top w:w="150" w:type="dxa"/>
               <w:left w:w="0" w:type="dxa"/>
@@ -5761,7 +5765,7 @@
       <w:tr>
         <w:tc>
           <w:tcPr>
-            <w:tcW w:w="0" w:type="auto"/>
+            <w:tcW w:w="2610" w:type="dxa"/>
             <w:tcMar>
               <w:top w:w="150" w:type="dxa"/>
               <w:left w:w="0" w:type="dxa"/>
@@ -5825,7 +5829,7 @@
       <w:tr>
         <w:tc>
           <w:tcPr>
-            <w:tcW w:w="0" w:type="auto"/>
+            <w:tcW w:w="2610" w:type="dxa"/>
             <w:tcMar>
               <w:top w:w="150" w:type="dxa"/>
               <w:left w:w="0" w:type="dxa"/>
@@ -5889,7 +5893,7 @@
       <w:tr>
         <w:tc>
           <w:tcPr>
-            <w:tcW w:w="0" w:type="auto"/>
+            <w:tcW w:w="2610" w:type="dxa"/>
             <w:tcMar>
               <w:top w:w="150" w:type="dxa"/>
               <w:left w:w="0" w:type="dxa"/>
@@ -5953,7 +5957,7 @@
       <w:tr>
         <w:tc>
           <w:tcPr>
-            <w:tcW w:w="0" w:type="auto"/>
+            <w:tcW w:w="2610" w:type="dxa"/>
             <w:tcMar>
               <w:top w:w="150" w:type="dxa"/>
               <w:left w:w="0" w:type="dxa"/>
@@ -5978,7 +5982,6 @@
                 <w:sz w:val="23"/>
                 <w:szCs w:val="23"/>
               </w:rPr>
-              <w:lastRenderedPageBreak/>
               <w:t>Uses</w:t>
             </w:r>
           </w:p>
@@ -6035,12 +6038,13 @@
           <w:sz w:val="30"/>
           <w:szCs w:val="30"/>
         </w:rPr>
+        <w:lastRenderedPageBreak/>
         <w:t>Haloalkanes</w:t>
       </w:r>
     </w:p>
     <w:tbl>
       <w:tblPr>
-        <w:tblW w:w="11280" w:type="dxa"/>
+        <w:tblW w:w="11408" w:type="dxa"/>
         <w:tblCellMar>
           <w:top w:w="15" w:type="dxa"/>
           <w:left w:w="15" w:type="dxa"/>
@@ -6050,7 +6054,7 @@
         <w:tblLook w:val="04A0" w:firstRow="1" w:lastRow="0" w:firstColumn="1" w:lastColumn="0" w:noHBand="0" w:noVBand="1"/>
       </w:tblPr>
       <w:tblGrid>
-        <w:gridCol w:w="2392"/>
+        <w:gridCol w:w="2520"/>
         <w:gridCol w:w="8888"/>
       </w:tblGrid>
       <w:tr>
@@ -6059,46 +6063,46 @@
         </w:trPr>
         <w:tc>
           <w:tcPr>
+            <w:tcW w:w="2520" w:type="dxa"/>
+            <w:tcBorders>
+              <w:top w:val="nil"/>
+            </w:tcBorders>
+            <w:tcMar>
+              <w:top w:w="150" w:type="dxa"/>
+              <w:left w:w="0" w:type="dxa"/>
+              <w:bottom w:w="150" w:type="dxa"/>
+              <w:right w:w="240" w:type="dxa"/>
+            </w:tcMar>
+            <w:vAlign w:val="center"/>
+            <w:hideMark/>
+          </w:tcPr>
+          <w:p>
+            <w:pPr>
+              <w:spacing w:line="375" w:lineRule="atLeast"/>
+              <w:rPr>
+                <w:rFonts w:ascii="Segoe UI" w:hAnsi="Segoe UI" w:cs="Segoe UI"/>
+                <w:sz w:val="23"/>
+                <w:szCs w:val="23"/>
+              </w:rPr>
+            </w:pPr>
+            <w:r>
+              <w:rPr>
+                <w:rFonts w:ascii="Segoe UI" w:hAnsi="Segoe UI" w:cs="Segoe UI"/>
+                <w:sz w:val="23"/>
+                <w:szCs w:val="23"/>
+              </w:rPr>
+              <w:t>Feature</w:t>
+            </w:r>
+          </w:p>
+        </w:tc>
+        <w:tc>
+          <w:tcPr>
             <w:tcW w:w="0" w:type="auto"/>
             <w:tcBorders>
               <w:top w:val="nil"/>
             </w:tcBorders>
             <w:tcMar>
               <w:top w:w="150" w:type="dxa"/>
-              <w:left w:w="0" w:type="dxa"/>
-              <w:bottom w:w="150" w:type="dxa"/>
-              <w:right w:w="240" w:type="dxa"/>
-            </w:tcMar>
-            <w:vAlign w:val="center"/>
-            <w:hideMark/>
-          </w:tcPr>
-          <w:p>
-            <w:pPr>
-              <w:spacing w:line="375" w:lineRule="atLeast"/>
-              <w:rPr>
-                <w:rFonts w:ascii="Segoe UI" w:hAnsi="Segoe UI" w:cs="Segoe UI"/>
-                <w:sz w:val="23"/>
-                <w:szCs w:val="23"/>
-              </w:rPr>
-            </w:pPr>
-            <w:r>
-              <w:rPr>
-                <w:rFonts w:ascii="Segoe UI" w:hAnsi="Segoe UI" w:cs="Segoe UI"/>
-                <w:sz w:val="23"/>
-                <w:szCs w:val="23"/>
-              </w:rPr>
-              <w:t>Feature</w:t>
-            </w:r>
-          </w:p>
-        </w:tc>
-        <w:tc>
-          <w:tcPr>
-            <w:tcW w:w="0" w:type="auto"/>
-            <w:tcBorders>
-              <w:top w:val="nil"/>
-            </w:tcBorders>
-            <w:tcMar>
-              <w:top w:w="150" w:type="dxa"/>
               <w:left w:w="240" w:type="dxa"/>
               <w:bottom w:w="150" w:type="dxa"/>
               <w:right w:w="240" w:type="dxa"/>
@@ -6129,7 +6133,7 @@
       <w:tr>
         <w:tc>
           <w:tcPr>
-            <w:tcW w:w="0" w:type="auto"/>
+            <w:tcW w:w="2520" w:type="dxa"/>
             <w:tcMar>
               <w:top w:w="150" w:type="dxa"/>
               <w:left w:w="0" w:type="dxa"/>
@@ -6193,7 +6197,7 @@
       <w:tr>
         <w:tc>
           <w:tcPr>
-            <w:tcW w:w="0" w:type="auto"/>
+            <w:tcW w:w="2520" w:type="dxa"/>
             <w:tcMar>
               <w:top w:w="150" w:type="dxa"/>
               <w:left w:w="0" w:type="dxa"/>
@@ -6257,7 +6261,7 @@
       <w:tr>
         <w:tc>
           <w:tcPr>
-            <w:tcW w:w="0" w:type="auto"/>
+            <w:tcW w:w="2520" w:type="dxa"/>
             <w:tcMar>
               <w:top w:w="150" w:type="dxa"/>
               <w:left w:w="0" w:type="dxa"/>
@@ -6321,7 +6325,7 @@
       <w:tr>
         <w:tc>
           <w:tcPr>
-            <w:tcW w:w="0" w:type="auto"/>
+            <w:tcW w:w="2520" w:type="dxa"/>
             <w:tcMar>
               <w:top w:w="150" w:type="dxa"/>
               <w:left w:w="0" w:type="dxa"/>
@@ -6385,7 +6389,7 @@
       <w:tr>
         <w:tc>
           <w:tcPr>
-            <w:tcW w:w="0" w:type="auto"/>
+            <w:tcW w:w="2520" w:type="dxa"/>
             <w:tcMar>
               <w:top w:w="150" w:type="dxa"/>
               <w:left w:w="0" w:type="dxa"/>
@@ -6449,7 +6453,7 @@
       <w:tr>
         <w:tc>
           <w:tcPr>
-            <w:tcW w:w="0" w:type="auto"/>
+            <w:tcW w:w="2520" w:type="dxa"/>
             <w:tcMar>
               <w:top w:w="150" w:type="dxa"/>
               <w:left w:w="0" w:type="dxa"/>
@@ -6535,7 +6539,7 @@
     </w:p>
     <w:tbl>
       <w:tblPr>
-        <w:tblW w:w="11280" w:type="dxa"/>
+        <w:tblW w:w="11173" w:type="dxa"/>
         <w:tblCellMar>
           <w:top w:w="15" w:type="dxa"/>
           <w:left w:w="15" w:type="dxa"/>
@@ -6545,7 +6549,7 @@
         <w:tblLook w:val="04A0" w:firstRow="1" w:lastRow="0" w:firstColumn="1" w:lastColumn="0" w:noHBand="0" w:noVBand="1"/>
       </w:tblPr>
       <w:tblGrid>
-        <w:gridCol w:w="2627"/>
+        <w:gridCol w:w="2520"/>
         <w:gridCol w:w="8653"/>
       </w:tblGrid>
       <w:tr>
@@ -6554,46 +6558,46 @@
         </w:trPr>
         <w:tc>
           <w:tcPr>
+            <w:tcW w:w="2520" w:type="dxa"/>
+            <w:tcBorders>
+              <w:top w:val="nil"/>
+            </w:tcBorders>
+            <w:tcMar>
+              <w:top w:w="150" w:type="dxa"/>
+              <w:left w:w="0" w:type="dxa"/>
+              <w:bottom w:w="150" w:type="dxa"/>
+              <w:right w:w="240" w:type="dxa"/>
+            </w:tcMar>
+            <w:vAlign w:val="center"/>
+            <w:hideMark/>
+          </w:tcPr>
+          <w:p>
+            <w:pPr>
+              <w:spacing w:line="375" w:lineRule="atLeast"/>
+              <w:rPr>
+                <w:rFonts w:ascii="Segoe UI" w:hAnsi="Segoe UI" w:cs="Segoe UI"/>
+                <w:sz w:val="23"/>
+                <w:szCs w:val="23"/>
+              </w:rPr>
+            </w:pPr>
+            <w:r>
+              <w:rPr>
+                <w:rFonts w:ascii="Segoe UI" w:hAnsi="Segoe UI" w:cs="Segoe UI"/>
+                <w:sz w:val="23"/>
+                <w:szCs w:val="23"/>
+              </w:rPr>
+              <w:t>Feature</w:t>
+            </w:r>
+          </w:p>
+        </w:tc>
+        <w:tc>
+          <w:tcPr>
             <w:tcW w:w="0" w:type="auto"/>
             <w:tcBorders>
               <w:top w:val="nil"/>
             </w:tcBorders>
             <w:tcMar>
               <w:top w:w="150" w:type="dxa"/>
-              <w:left w:w="0" w:type="dxa"/>
-              <w:bottom w:w="150" w:type="dxa"/>
-              <w:right w:w="240" w:type="dxa"/>
-            </w:tcMar>
-            <w:vAlign w:val="center"/>
-            <w:hideMark/>
-          </w:tcPr>
-          <w:p>
-            <w:pPr>
-              <w:spacing w:line="375" w:lineRule="atLeast"/>
-              <w:rPr>
-                <w:rFonts w:ascii="Segoe UI" w:hAnsi="Segoe UI" w:cs="Segoe UI"/>
-                <w:sz w:val="23"/>
-                <w:szCs w:val="23"/>
-              </w:rPr>
-            </w:pPr>
-            <w:r>
-              <w:rPr>
-                <w:rFonts w:ascii="Segoe UI" w:hAnsi="Segoe UI" w:cs="Segoe UI"/>
-                <w:sz w:val="23"/>
-                <w:szCs w:val="23"/>
-              </w:rPr>
-              <w:t>Feature</w:t>
-            </w:r>
-          </w:p>
-        </w:tc>
-        <w:tc>
-          <w:tcPr>
-            <w:tcW w:w="0" w:type="auto"/>
-            <w:tcBorders>
-              <w:top w:val="nil"/>
-            </w:tcBorders>
-            <w:tcMar>
-              <w:top w:w="150" w:type="dxa"/>
               <w:left w:w="240" w:type="dxa"/>
               <w:bottom w:w="150" w:type="dxa"/>
               <w:right w:w="240" w:type="dxa"/>
@@ -6624,7 +6628,7 @@
       <w:tr>
         <w:tc>
           <w:tcPr>
-            <w:tcW w:w="0" w:type="auto"/>
+            <w:tcW w:w="2520" w:type="dxa"/>
             <w:tcMar>
               <w:top w:w="150" w:type="dxa"/>
               <w:left w:w="0" w:type="dxa"/>
@@ -6688,7 +6692,7 @@
       <w:tr>
         <w:tc>
           <w:tcPr>
-            <w:tcW w:w="0" w:type="auto"/>
+            <w:tcW w:w="2520" w:type="dxa"/>
             <w:tcMar>
               <w:top w:w="150" w:type="dxa"/>
               <w:left w:w="0" w:type="dxa"/>
@@ -6752,7 +6756,7 @@
       <w:tr>
         <w:tc>
           <w:tcPr>
-            <w:tcW w:w="0" w:type="auto"/>
+            <w:tcW w:w="2520" w:type="dxa"/>
             <w:tcMar>
               <w:top w:w="150" w:type="dxa"/>
               <w:left w:w="0" w:type="dxa"/>
@@ -6777,7 +6781,6 @@
                 <w:sz w:val="23"/>
                 <w:szCs w:val="23"/>
               </w:rPr>
-              <w:lastRenderedPageBreak/>
               <w:t>Bonding</w:t>
             </w:r>
           </w:p>
@@ -6817,7 +6820,7 @@
       <w:tr>
         <w:tc>
           <w:tcPr>
-            <w:tcW w:w="0" w:type="auto"/>
+            <w:tcW w:w="2520" w:type="dxa"/>
             <w:tcMar>
               <w:top w:w="150" w:type="dxa"/>
               <w:left w:w="0" w:type="dxa"/>
@@ -6881,7 +6884,7 @@
       <w:tr>
         <w:tc>
           <w:tcPr>
-            <w:tcW w:w="0" w:type="auto"/>
+            <w:tcW w:w="2520" w:type="dxa"/>
             <w:tcMar>
               <w:top w:w="150" w:type="dxa"/>
               <w:left w:w="0" w:type="dxa"/>
@@ -6906,6 +6909,7 @@
                 <w:sz w:val="23"/>
                 <w:szCs w:val="23"/>
               </w:rPr>
+              <w:lastRenderedPageBreak/>
               <w:t>Examples</w:t>
             </w:r>
           </w:p>
@@ -6945,7 +6949,7 @@
       <w:tr>
         <w:tc>
           <w:tcPr>
-            <w:tcW w:w="0" w:type="auto"/>
+            <w:tcW w:w="2520" w:type="dxa"/>
             <w:tcMar>
               <w:top w:w="150" w:type="dxa"/>
               <w:left w:w="0" w:type="dxa"/>
@@ -8389,6 +8393,16 @@
     <w:p>
       <w:pPr>
         <w:spacing w:before="480" w:after="480"/>
+      </w:pPr>
+    </w:p>
+    <w:p>
+      <w:r>
+        <w:br w:type="page"/>
+      </w:r>
+    </w:p>
+    <w:p>
+      <w:pPr>
+        <w:spacing w:before="480" w:after="480"/>
         <w:rPr>
           <w:rFonts w:ascii="Times New Roman" w:hAnsi="Times New Roman" w:cs="Times New Roman"/>
           <w:sz w:val="24"/>
@@ -8496,7 +8510,8 @@
     </w:p>
     <w:tbl>
       <w:tblPr>
-        <w:tblW w:w="0" w:type="auto"/>
+        <w:tblW w:w="10080" w:type="dxa"/>
+        <w:tblLayout w:type="fixed"/>
         <w:tblCellMar>
           <w:top w:w="15" w:type="dxa"/>
           <w:left w:w="15" w:type="dxa"/>
@@ -8506,12 +8521,12 @@
         <w:tblLook w:val="04A0" w:firstRow="1" w:lastRow="0" w:firstColumn="1" w:lastColumn="0" w:noHBand="0" w:noVBand="1"/>
       </w:tblPr>
       <w:tblGrid>
-        <w:gridCol w:w="1514"/>
-        <w:gridCol w:w="1487"/>
-        <w:gridCol w:w="1542"/>
-        <w:gridCol w:w="1919"/>
-        <w:gridCol w:w="1769"/>
-        <w:gridCol w:w="1369"/>
+        <w:gridCol w:w="1620"/>
+        <w:gridCol w:w="1650"/>
+        <w:gridCol w:w="1850"/>
+        <w:gridCol w:w="1810"/>
+        <w:gridCol w:w="1440"/>
+        <w:gridCol w:w="1710"/>
       </w:tblGrid>
       <w:tr>
         <w:trPr>
@@ -8519,7 +8534,7 @@
         </w:trPr>
         <w:tc>
           <w:tcPr>
-            <w:tcW w:w="0" w:type="auto"/>
+            <w:tcW w:w="1620" w:type="dxa"/>
             <w:tcBorders>
               <w:top w:val="nil"/>
             </w:tcBorders>
@@ -8553,7 +8568,7 @@
         </w:tc>
         <w:tc>
           <w:tcPr>
-            <w:tcW w:w="0" w:type="auto"/>
+            <w:tcW w:w="1650" w:type="dxa"/>
             <w:tcBorders>
               <w:top w:val="nil"/>
             </w:tcBorders>
@@ -8587,7 +8602,7 @@
         </w:tc>
         <w:tc>
           <w:tcPr>
-            <w:tcW w:w="0" w:type="auto"/>
+            <w:tcW w:w="1850" w:type="dxa"/>
             <w:tcBorders>
               <w:top w:val="nil"/>
             </w:tcBorders>
@@ -8621,7 +8636,7 @@
         </w:tc>
         <w:tc>
           <w:tcPr>
-            <w:tcW w:w="0" w:type="auto"/>
+            <w:tcW w:w="1810" w:type="dxa"/>
             <w:tcBorders>
               <w:top w:val="nil"/>
             </w:tcBorders>
@@ -8655,7 +8670,7 @@
         </w:tc>
         <w:tc>
           <w:tcPr>
-            <w:tcW w:w="0" w:type="auto"/>
+            <w:tcW w:w="1440" w:type="dxa"/>
             <w:tcBorders>
               <w:top w:val="nil"/>
             </w:tcBorders>
@@ -8689,7 +8704,7 @@
         </w:tc>
         <w:tc>
           <w:tcPr>
-            <w:tcW w:w="0" w:type="auto"/>
+            <w:tcW w:w="1710" w:type="dxa"/>
             <w:tcBorders>
               <w:top w:val="nil"/>
             </w:tcBorders>
@@ -8725,7 +8740,7 @@
       <w:tr>
         <w:tc>
           <w:tcPr>
-            <w:tcW w:w="0" w:type="auto"/>
+            <w:tcW w:w="1620" w:type="dxa"/>
             <w:tcMar>
               <w:top w:w="150" w:type="dxa"/>
               <w:left w:w="0" w:type="dxa"/>
@@ -8750,13 +8765,29 @@
                 <w:sz w:val="23"/>
                 <w:szCs w:val="23"/>
               </w:rPr>
-              <w:t>Carbohydrates</w:t>
-            </w:r>
-          </w:p>
-        </w:tc>
-        <w:tc>
-          <w:tcPr>
-            <w:tcW w:w="0" w:type="auto"/>
+              <w:t>Carbohy</w:t>
+            </w:r>
+            <w:r>
+              <w:rPr>
+                <w:rFonts w:ascii="Segoe UI" w:hAnsi="Segoe UI" w:cs="Segoe UI"/>
+                <w:sz w:val="23"/>
+                <w:szCs w:val="23"/>
+              </w:rPr>
+              <w:t>-</w:t>
+            </w:r>
+            <w:r>
+              <w:rPr>
+                <w:rFonts w:ascii="Segoe UI" w:hAnsi="Segoe UI" w:cs="Segoe UI"/>
+                <w:sz w:val="23"/>
+                <w:szCs w:val="23"/>
+              </w:rPr>
+              <w:t>drates</w:t>
+            </w:r>
+          </w:p>
+        </w:tc>
+        <w:tc>
+          <w:tcPr>
+            <w:tcW w:w="1650" w:type="dxa"/>
             <w:tcMar>
               <w:top w:w="150" w:type="dxa"/>
               <w:left w:w="240" w:type="dxa"/>
@@ -8787,7 +8818,7 @@
         </w:tc>
         <w:tc>
           <w:tcPr>
-            <w:tcW w:w="0" w:type="auto"/>
+            <w:tcW w:w="1850" w:type="dxa"/>
             <w:tcMar>
               <w:top w:w="150" w:type="dxa"/>
               <w:left w:w="240" w:type="dxa"/>
@@ -8818,69 +8849,101 @@
         </w:tc>
         <w:tc>
           <w:tcPr>
-            <w:tcW w:w="0" w:type="auto"/>
-            <w:tcMar>
-              <w:top w:w="150" w:type="dxa"/>
-              <w:left w:w="240" w:type="dxa"/>
-              <w:bottom w:w="150" w:type="dxa"/>
-              <w:right w:w="240" w:type="dxa"/>
-            </w:tcMar>
-            <w:vAlign w:val="center"/>
-            <w:hideMark/>
-          </w:tcPr>
-          <w:p>
-            <w:pPr>
-              <w:spacing w:line="375" w:lineRule="atLeast"/>
-              <w:rPr>
-                <w:rFonts w:ascii="Segoe UI" w:hAnsi="Segoe UI" w:cs="Segoe UI"/>
-                <w:sz w:val="23"/>
-                <w:szCs w:val="23"/>
-              </w:rPr>
-            </w:pPr>
-            <w:r>
-              <w:rPr>
-                <w:rFonts w:ascii="Segoe UI" w:hAnsi="Segoe UI" w:cs="Segoe UI"/>
-                <w:sz w:val="23"/>
-                <w:szCs w:val="23"/>
-              </w:rPr>
-              <w:t>Monosaccharide</w:t>
-            </w:r>
-          </w:p>
-        </w:tc>
-        <w:tc>
-          <w:tcPr>
-            <w:tcW w:w="0" w:type="auto"/>
-            <w:tcMar>
-              <w:top w:w="150" w:type="dxa"/>
-              <w:left w:w="240" w:type="dxa"/>
-              <w:bottom w:w="150" w:type="dxa"/>
-              <w:right w:w="240" w:type="dxa"/>
-            </w:tcMar>
-            <w:vAlign w:val="center"/>
-            <w:hideMark/>
-          </w:tcPr>
-          <w:p>
-            <w:pPr>
-              <w:spacing w:line="375" w:lineRule="atLeast"/>
-              <w:rPr>
-                <w:rFonts w:ascii="Segoe UI" w:hAnsi="Segoe UI" w:cs="Segoe UI"/>
-                <w:sz w:val="23"/>
-                <w:szCs w:val="23"/>
-              </w:rPr>
-            </w:pPr>
-            <w:r>
-              <w:rPr>
-                <w:rFonts w:ascii="Segoe UI" w:hAnsi="Segoe UI" w:cs="Segoe UI"/>
-                <w:sz w:val="23"/>
-                <w:szCs w:val="23"/>
-              </w:rPr>
-              <w:t>Polysaccharide</w:t>
-            </w:r>
-          </w:p>
-        </w:tc>
-        <w:tc>
-          <w:tcPr>
-            <w:tcW w:w="0" w:type="auto"/>
+            <w:tcW w:w="1810" w:type="dxa"/>
+            <w:tcMar>
+              <w:top w:w="150" w:type="dxa"/>
+              <w:left w:w="240" w:type="dxa"/>
+              <w:bottom w:w="150" w:type="dxa"/>
+              <w:right w:w="240" w:type="dxa"/>
+            </w:tcMar>
+            <w:vAlign w:val="center"/>
+            <w:hideMark/>
+          </w:tcPr>
+          <w:p>
+            <w:pPr>
+              <w:spacing w:line="375" w:lineRule="atLeast"/>
+              <w:rPr>
+                <w:rFonts w:ascii="Segoe UI" w:hAnsi="Segoe UI" w:cs="Segoe UI"/>
+                <w:sz w:val="23"/>
+                <w:szCs w:val="23"/>
+              </w:rPr>
+            </w:pPr>
+            <w:r>
+              <w:rPr>
+                <w:rFonts w:ascii="Segoe UI" w:hAnsi="Segoe UI" w:cs="Segoe UI"/>
+                <w:sz w:val="23"/>
+                <w:szCs w:val="23"/>
+              </w:rPr>
+              <w:t>Monosac</w:t>
+            </w:r>
+            <w:r>
+              <w:rPr>
+                <w:rFonts w:ascii="Segoe UI" w:hAnsi="Segoe UI" w:cs="Segoe UI"/>
+                <w:sz w:val="23"/>
+                <w:szCs w:val="23"/>
+              </w:rPr>
+              <w:t>-</w:t>
+            </w:r>
+            <w:r>
+              <w:rPr>
+                <w:rFonts w:ascii="Segoe UI" w:hAnsi="Segoe UI" w:cs="Segoe UI"/>
+                <w:sz w:val="23"/>
+                <w:szCs w:val="23"/>
+              </w:rPr>
+              <w:t>charide</w:t>
+            </w:r>
+          </w:p>
+        </w:tc>
+        <w:tc>
+          <w:tcPr>
+            <w:tcW w:w="1440" w:type="dxa"/>
+            <w:tcMar>
+              <w:top w:w="150" w:type="dxa"/>
+              <w:left w:w="240" w:type="dxa"/>
+              <w:bottom w:w="150" w:type="dxa"/>
+              <w:right w:w="240" w:type="dxa"/>
+            </w:tcMar>
+            <w:vAlign w:val="center"/>
+            <w:hideMark/>
+          </w:tcPr>
+          <w:p>
+            <w:pPr>
+              <w:spacing w:line="375" w:lineRule="atLeast"/>
+              <w:rPr>
+                <w:rFonts w:ascii="Segoe UI" w:hAnsi="Segoe UI" w:cs="Segoe UI"/>
+                <w:sz w:val="23"/>
+                <w:szCs w:val="23"/>
+              </w:rPr>
+            </w:pPr>
+            <w:r>
+              <w:rPr>
+                <w:rFonts w:ascii="Segoe UI" w:hAnsi="Segoe UI" w:cs="Segoe UI"/>
+                <w:sz w:val="23"/>
+                <w:szCs w:val="23"/>
+              </w:rPr>
+              <w:t>Polysac</w:t>
+            </w:r>
+            <w:r>
+              <w:rPr>
+                <w:rFonts w:ascii="Segoe UI" w:hAnsi="Segoe UI" w:cs="Segoe UI"/>
+                <w:sz w:val="23"/>
+                <w:szCs w:val="23"/>
+              </w:rPr>
+              <w:t>-</w:t>
+            </w:r>
+            <w:r>
+              <w:rPr>
+                <w:rFonts w:ascii="Segoe UI" w:hAnsi="Segoe UI" w:cs="Segoe UI"/>
+                <w:sz w:val="23"/>
+                <w:szCs w:val="23"/>
+              </w:rPr>
+              <w:t>charide</w:t>
+            </w:r>
+          </w:p>
+        </w:tc>
+        <w:tc>
+          <w:tcPr>
+            <w:tcW w:w="1710" w:type="dxa"/>
             <w:tcMar>
               <w:top w:w="150" w:type="dxa"/>
               <w:left w:w="240" w:type="dxa"/>
@@ -8913,7 +8976,7 @@
       <w:tr>
         <w:tc>
           <w:tcPr>
-            <w:tcW w:w="0" w:type="auto"/>
+            <w:tcW w:w="1620" w:type="dxa"/>
             <w:tcMar>
               <w:top w:w="150" w:type="dxa"/>
               <w:left w:w="0" w:type="dxa"/>
@@ -8944,7 +9007,7 @@
         </w:tc>
         <w:tc>
           <w:tcPr>
-            <w:tcW w:w="0" w:type="auto"/>
+            <w:tcW w:w="1650" w:type="dxa"/>
             <w:tcMar>
               <w:top w:w="150" w:type="dxa"/>
               <w:left w:w="240" w:type="dxa"/>
@@ -8975,7 +9038,7 @@
         </w:tc>
         <w:tc>
           <w:tcPr>
-            <w:tcW w:w="0" w:type="auto"/>
+            <w:tcW w:w="1850" w:type="dxa"/>
             <w:tcMar>
               <w:top w:w="150" w:type="dxa"/>
               <w:left w:w="240" w:type="dxa"/>
@@ -9006,7 +9069,7 @@
         </w:tc>
         <w:tc>
           <w:tcPr>
-            <w:tcW w:w="0" w:type="auto"/>
+            <w:tcW w:w="1810" w:type="dxa"/>
             <w:tcMar>
               <w:top w:w="150" w:type="dxa"/>
               <w:left w:w="240" w:type="dxa"/>
@@ -9037,7 +9100,7 @@
         </w:tc>
         <w:tc>
           <w:tcPr>
-            <w:tcW w:w="0" w:type="auto"/>
+            <w:tcW w:w="1440" w:type="dxa"/>
             <w:tcMar>
               <w:top w:w="150" w:type="dxa"/>
               <w:left w:w="240" w:type="dxa"/>
@@ -9068,7 +9131,7 @@
         </w:tc>
         <w:tc>
           <w:tcPr>
-            <w:tcW w:w="0" w:type="auto"/>
+            <w:tcW w:w="1710" w:type="dxa"/>
             <w:tcMar>
               <w:top w:w="150" w:type="dxa"/>
               <w:left w:w="240" w:type="dxa"/>
@@ -9101,7 +9164,7 @@
       <w:tr>
         <w:tc>
           <w:tcPr>
-            <w:tcW w:w="0" w:type="auto"/>
+            <w:tcW w:w="1620" w:type="dxa"/>
             <w:tcMar>
               <w:top w:w="150" w:type="dxa"/>
               <w:left w:w="0" w:type="dxa"/>
@@ -9132,7 +9195,7 @@
         </w:tc>
         <w:tc>
           <w:tcPr>
-            <w:tcW w:w="0" w:type="auto"/>
+            <w:tcW w:w="1650" w:type="dxa"/>
             <w:tcMar>
               <w:top w:w="150" w:type="dxa"/>
               <w:left w:w="240" w:type="dxa"/>
@@ -9163,7 +9226,7 @@
         </w:tc>
         <w:tc>
           <w:tcPr>
-            <w:tcW w:w="0" w:type="auto"/>
+            <w:tcW w:w="1850" w:type="dxa"/>
             <w:tcMar>
               <w:top w:w="150" w:type="dxa"/>
               <w:left w:w="240" w:type="dxa"/>
@@ -9194,7 +9257,7 @@
         </w:tc>
         <w:tc>
           <w:tcPr>
-            <w:tcW w:w="0" w:type="auto"/>
+            <w:tcW w:w="1810" w:type="dxa"/>
             <w:tcMar>
               <w:top w:w="150" w:type="dxa"/>
               <w:left w:w="240" w:type="dxa"/>
@@ -9225,38 +9288,54 @@
         </w:tc>
         <w:tc>
           <w:tcPr>
-            <w:tcW w:w="0" w:type="auto"/>
-            <w:tcMar>
-              <w:top w:w="150" w:type="dxa"/>
-              <w:left w:w="240" w:type="dxa"/>
-              <w:bottom w:w="150" w:type="dxa"/>
-              <w:right w:w="240" w:type="dxa"/>
-            </w:tcMar>
-            <w:vAlign w:val="center"/>
-            <w:hideMark/>
-          </w:tcPr>
-          <w:p>
-            <w:pPr>
-              <w:spacing w:line="375" w:lineRule="atLeast"/>
-              <w:rPr>
-                <w:rFonts w:ascii="Segoe UI" w:hAnsi="Segoe UI" w:cs="Segoe UI"/>
-                <w:sz w:val="23"/>
-                <w:szCs w:val="23"/>
-              </w:rPr>
-            </w:pPr>
-            <w:r>
-              <w:rPr>
-                <w:rFonts w:ascii="Segoe UI" w:hAnsi="Segoe UI" w:cs="Segoe UI"/>
-                <w:sz w:val="23"/>
-                <w:szCs w:val="23"/>
-              </w:rPr>
-              <w:t>Polypeptide / protein</w:t>
-            </w:r>
-          </w:p>
-        </w:tc>
-        <w:tc>
-          <w:tcPr>
-            <w:tcW w:w="0" w:type="auto"/>
+            <w:tcW w:w="1440" w:type="dxa"/>
+            <w:tcMar>
+              <w:top w:w="150" w:type="dxa"/>
+              <w:left w:w="240" w:type="dxa"/>
+              <w:bottom w:w="150" w:type="dxa"/>
+              <w:right w:w="240" w:type="dxa"/>
+            </w:tcMar>
+            <w:vAlign w:val="center"/>
+            <w:hideMark/>
+          </w:tcPr>
+          <w:p>
+            <w:pPr>
+              <w:spacing w:line="375" w:lineRule="atLeast"/>
+              <w:rPr>
+                <w:rFonts w:ascii="Segoe UI" w:hAnsi="Segoe UI" w:cs="Segoe UI"/>
+                <w:sz w:val="23"/>
+                <w:szCs w:val="23"/>
+              </w:rPr>
+            </w:pPr>
+            <w:r>
+              <w:rPr>
+                <w:rFonts w:ascii="Segoe UI" w:hAnsi="Segoe UI" w:cs="Segoe UI"/>
+                <w:sz w:val="23"/>
+                <w:szCs w:val="23"/>
+              </w:rPr>
+              <w:t>Polypep</w:t>
+            </w:r>
+            <w:r>
+              <w:rPr>
+                <w:rFonts w:ascii="Segoe UI" w:hAnsi="Segoe UI" w:cs="Segoe UI"/>
+                <w:sz w:val="23"/>
+                <w:szCs w:val="23"/>
+              </w:rPr>
+              <w:t>-</w:t>
+            </w:r>
+            <w:r>
+              <w:rPr>
+                <w:rFonts w:ascii="Segoe UI" w:hAnsi="Segoe UI" w:cs="Segoe UI"/>
+                <w:sz w:val="23"/>
+                <w:szCs w:val="23"/>
+              </w:rPr>
+              <w:t>tide / protein</w:t>
+            </w:r>
+          </w:p>
+        </w:tc>
+        <w:tc>
+          <w:tcPr>
+            <w:tcW w:w="1710" w:type="dxa"/>
             <w:tcMar>
               <w:top w:w="150" w:type="dxa"/>
               <w:left w:w="240" w:type="dxa"/>
@@ -9281,16 +9360,7 @@
                 <w:sz w:val="23"/>
                 <w:szCs w:val="23"/>
               </w:rPr>
-              <w:t xml:space="preserve">Structure; enzymes; transport; </w:t>
-            </w:r>
-            <w:r>
-              <w:rPr>
-                <w:rFonts w:ascii="Segoe UI" w:hAnsi="Segoe UI" w:cs="Segoe UI"/>
-                <w:sz w:val="23"/>
-                <w:szCs w:val="23"/>
-              </w:rPr>
-              <w:lastRenderedPageBreak/>
-              <w:t>defense</w:t>
+              <w:t>Structure; enzymes; transport; defense</w:t>
             </w:r>
           </w:p>
         </w:tc>
@@ -9298,7 +9368,7 @@
       <w:tr>
         <w:tc>
           <w:tcPr>
-            <w:tcW w:w="0" w:type="auto"/>
+            <w:tcW w:w="1620" w:type="dxa"/>
             <w:tcMar>
               <w:top w:w="150" w:type="dxa"/>
               <w:left w:w="0" w:type="dxa"/>
@@ -9330,7 +9400,7 @@
         </w:tc>
         <w:tc>
           <w:tcPr>
-            <w:tcW w:w="0" w:type="auto"/>
+            <w:tcW w:w="1650" w:type="dxa"/>
             <w:tcMar>
               <w:top w:w="150" w:type="dxa"/>
               <w:left w:w="240" w:type="dxa"/>
@@ -9361,7 +9431,7 @@
         </w:tc>
         <w:tc>
           <w:tcPr>
-            <w:tcW w:w="0" w:type="auto"/>
+            <w:tcW w:w="1850" w:type="dxa"/>
             <w:tcMar>
               <w:top w:w="150" w:type="dxa"/>
               <w:left w:w="240" w:type="dxa"/>
@@ -9392,7 +9462,7 @@
         </w:tc>
         <w:tc>
           <w:tcPr>
-            <w:tcW w:w="0" w:type="auto"/>
+            <w:tcW w:w="1810" w:type="dxa"/>
             <w:tcMar>
               <w:top w:w="150" w:type="dxa"/>
               <w:left w:w="240" w:type="dxa"/>
@@ -9423,7 +9493,7 @@
         </w:tc>
         <w:tc>
           <w:tcPr>
-            <w:tcW w:w="0" w:type="auto"/>
+            <w:tcW w:w="1440" w:type="dxa"/>
             <w:tcMar>
               <w:top w:w="150" w:type="dxa"/>
               <w:left w:w="240" w:type="dxa"/>
@@ -9454,7 +9524,7 @@
         </w:tc>
         <w:tc>
           <w:tcPr>
-            <w:tcW w:w="0" w:type="auto"/>
+            <w:tcW w:w="1710" w:type="dxa"/>
             <w:tcMar>
               <w:top w:w="150" w:type="dxa"/>
               <w:left w:w="240" w:type="dxa"/>
@@ -9528,7 +9598,7 @@
     </w:p>
     <w:tbl>
       <w:tblPr>
-        <w:tblW w:w="11280" w:type="dxa"/>
+        <w:tblW w:w="10460" w:type="dxa"/>
         <w:tblCellMar>
           <w:top w:w="15" w:type="dxa"/>
           <w:left w:w="15" w:type="dxa"/>
@@ -9538,8 +9608,8 @@
         <w:tblLook w:val="04A0" w:firstRow="1" w:lastRow="0" w:firstColumn="1" w:lastColumn="0" w:noHBand="0" w:noVBand="1"/>
       </w:tblPr>
       <w:tblGrid>
-        <w:gridCol w:w="1960"/>
-        <w:gridCol w:w="9320"/>
+        <w:gridCol w:w="2340"/>
+        <w:gridCol w:w="8120"/>
       </w:tblGrid>
       <w:tr>
         <w:trPr>
@@ -9547,7 +9617,7 @@
         </w:trPr>
         <w:tc>
           <w:tcPr>
-            <w:tcW w:w="0" w:type="auto"/>
+            <w:tcW w:w="2340" w:type="dxa"/>
             <w:tcBorders>
               <w:top w:val="nil"/>
             </w:tcBorders>
@@ -9581,7 +9651,7 @@
         </w:tc>
         <w:tc>
           <w:tcPr>
-            <w:tcW w:w="0" w:type="auto"/>
+            <w:tcW w:w="8120" w:type="dxa"/>
             <w:tcBorders>
               <w:top w:val="nil"/>
             </w:tcBorders>
@@ -9617,7 +9687,7 @@
       <w:tr>
         <w:tc>
           <w:tcPr>
-            <w:tcW w:w="0" w:type="auto"/>
+            <w:tcW w:w="2340" w:type="dxa"/>
             <w:tcMar>
               <w:top w:w="150" w:type="dxa"/>
               <w:left w:w="0" w:type="dxa"/>
@@ -9648,7 +9718,7 @@
         </w:tc>
         <w:tc>
           <w:tcPr>
-            <w:tcW w:w="0" w:type="auto"/>
+            <w:tcW w:w="8120" w:type="dxa"/>
             <w:tcMar>
               <w:top w:w="150" w:type="dxa"/>
               <w:left w:w="240" w:type="dxa"/>
@@ -9681,7 +9751,7 @@
       <w:tr>
         <w:tc>
           <w:tcPr>
-            <w:tcW w:w="0" w:type="auto"/>
+            <w:tcW w:w="2340" w:type="dxa"/>
             <w:tcMar>
               <w:top w:w="150" w:type="dxa"/>
               <w:left w:w="0" w:type="dxa"/>
@@ -9712,7 +9782,7 @@
         </w:tc>
         <w:tc>
           <w:tcPr>
-            <w:tcW w:w="0" w:type="auto"/>
+            <w:tcW w:w="8120" w:type="dxa"/>
             <w:tcMar>
               <w:top w:w="150" w:type="dxa"/>
               <w:left w:w="240" w:type="dxa"/>
@@ -9745,7 +9815,7 @@
       <w:tr>
         <w:tc>
           <w:tcPr>
-            <w:tcW w:w="0" w:type="auto"/>
+            <w:tcW w:w="2340" w:type="dxa"/>
             <w:tcMar>
               <w:top w:w="150" w:type="dxa"/>
               <w:left w:w="0" w:type="dxa"/>
@@ -9776,7 +9846,7 @@
         </w:tc>
         <w:tc>
           <w:tcPr>
-            <w:tcW w:w="0" w:type="auto"/>
+            <w:tcW w:w="8120" w:type="dxa"/>
             <w:tcMar>
               <w:top w:w="150" w:type="dxa"/>
               <w:left w:w="240" w:type="dxa"/>
@@ -9809,7 +9879,7 @@
       <w:tr>
         <w:tc>
           <w:tcPr>
-            <w:tcW w:w="0" w:type="auto"/>
+            <w:tcW w:w="2340" w:type="dxa"/>
             <w:tcMar>
               <w:top w:w="150" w:type="dxa"/>
               <w:left w:w="0" w:type="dxa"/>
@@ -9840,7 +9910,7 @@
         </w:tc>
         <w:tc>
           <w:tcPr>
-            <w:tcW w:w="0" w:type="auto"/>
+            <w:tcW w:w="8120" w:type="dxa"/>
             <w:tcMar>
               <w:top w:w="150" w:type="dxa"/>
               <w:left w:w="240" w:type="dxa"/>
@@ -9873,7 +9943,7 @@
       <w:tr>
         <w:tc>
           <w:tcPr>
-            <w:tcW w:w="0" w:type="auto"/>
+            <w:tcW w:w="2340" w:type="dxa"/>
             <w:tcMar>
               <w:top w:w="150" w:type="dxa"/>
               <w:left w:w="0" w:type="dxa"/>
@@ -9898,14 +9968,13 @@
                 <w:sz w:val="23"/>
                 <w:szCs w:val="23"/>
               </w:rPr>
-              <w:lastRenderedPageBreak/>
               <w:t>Functions</w:t>
             </w:r>
           </w:p>
         </w:tc>
         <w:tc>
           <w:tcPr>
-            <w:tcW w:w="0" w:type="auto"/>
+            <w:tcW w:w="8120" w:type="dxa"/>
             <w:tcMar>
               <w:top w:w="150" w:type="dxa"/>
               <w:left w:w="240" w:type="dxa"/>
@@ -9938,7 +10007,7 @@
       <w:tr>
         <w:tc>
           <w:tcPr>
-            <w:tcW w:w="0" w:type="auto"/>
+            <w:tcW w:w="2340" w:type="dxa"/>
             <w:tcMar>
               <w:top w:w="150" w:type="dxa"/>
               <w:left w:w="0" w:type="dxa"/>
@@ -9969,7 +10038,7 @@
         </w:tc>
         <w:tc>
           <w:tcPr>
-            <w:tcW w:w="0" w:type="auto"/>
+            <w:tcW w:w="8120" w:type="dxa"/>
             <w:tcMar>
               <w:top w:w="150" w:type="dxa"/>
               <w:left w:w="240" w:type="dxa"/>
@@ -10000,6 +10069,18 @@
         </w:tc>
       </w:tr>
     </w:tbl>
+    <w:p>
+      <w:pPr>
+        <w:pStyle w:val="ds-markdown-paragraph"/>
+        <w:shd w:val="clear" w:color="auto" w:fill="FFFFFF"/>
+        <w:spacing w:before="240" w:beforeAutospacing="0" w:after="240" w:afterAutospacing="0"/>
+        <w:rPr>
+          <w:rStyle w:val="Strong"/>
+          <w:rFonts w:ascii="Segoe UI" w:hAnsi="Segoe UI" w:cs="Segoe UI"/>
+          <w:color w:val="0F1115"/>
+        </w:rPr>
+      </w:pPr>
+    </w:p>
     <w:p>
       <w:pPr>
         <w:pStyle w:val="ds-markdown-paragraph"/>
@@ -10016,12 +10097,13 @@
           <w:rFonts w:ascii="Segoe UI" w:hAnsi="Segoe UI" w:cs="Segoe UI"/>
           <w:color w:val="0F1115"/>
         </w:rPr>
+        <w:lastRenderedPageBreak/>
         <w:t>Lipids</w:t>
       </w:r>
     </w:p>
     <w:tbl>
       <w:tblPr>
-        <w:tblW w:w="11280" w:type="dxa"/>
+        <w:tblW w:w="10816" w:type="dxa"/>
         <w:tblCellMar>
           <w:top w:w="15" w:type="dxa"/>
           <w:left w:w="15" w:type="dxa"/>
@@ -10031,8 +10113,8 @@
         <w:tblLook w:val="04A0" w:firstRow="1" w:lastRow="0" w:firstColumn="1" w:lastColumn="0" w:noHBand="0" w:noVBand="1"/>
       </w:tblPr>
       <w:tblGrid>
-        <w:gridCol w:w="1964"/>
-        <w:gridCol w:w="9316"/>
+        <w:gridCol w:w="2340"/>
+        <w:gridCol w:w="8476"/>
       </w:tblGrid>
       <w:tr>
         <w:trPr>
@@ -10040,7 +10122,7 @@
         </w:trPr>
         <w:tc>
           <w:tcPr>
-            <w:tcW w:w="0" w:type="auto"/>
+            <w:tcW w:w="2340" w:type="dxa"/>
             <w:tcBorders>
               <w:top w:val="nil"/>
             </w:tcBorders>
@@ -10074,7 +10156,7 @@
         </w:tc>
         <w:tc>
           <w:tcPr>
-            <w:tcW w:w="0" w:type="auto"/>
+            <w:tcW w:w="8476" w:type="dxa"/>
             <w:tcBorders>
               <w:top w:val="nil"/>
             </w:tcBorders>
@@ -10110,7 +10192,7 @@
       <w:tr>
         <w:tc>
           <w:tcPr>
-            <w:tcW w:w="0" w:type="auto"/>
+            <w:tcW w:w="2340" w:type="dxa"/>
             <w:tcMar>
               <w:top w:w="150" w:type="dxa"/>
               <w:left w:w="0" w:type="dxa"/>
@@ -10141,7 +10223,7 @@
         </w:tc>
         <w:tc>
           <w:tcPr>
-            <w:tcW w:w="0" w:type="auto"/>
+            <w:tcW w:w="8476" w:type="dxa"/>
             <w:tcMar>
               <w:top w:w="150" w:type="dxa"/>
               <w:left w:w="240" w:type="dxa"/>
@@ -10174,7 +10256,7 @@
       <w:tr>
         <w:tc>
           <w:tcPr>
-            <w:tcW w:w="0" w:type="auto"/>
+            <w:tcW w:w="2340" w:type="dxa"/>
             <w:tcMar>
               <w:top w:w="150" w:type="dxa"/>
               <w:left w:w="0" w:type="dxa"/>
@@ -10205,7 +10287,7 @@
         </w:tc>
         <w:tc>
           <w:tcPr>
-            <w:tcW w:w="0" w:type="auto"/>
+            <w:tcW w:w="8476" w:type="dxa"/>
             <w:tcMar>
               <w:top w:w="150" w:type="dxa"/>
               <w:left w:w="240" w:type="dxa"/>
@@ -10238,7 +10320,7 @@
       <w:tr>
         <w:tc>
           <w:tcPr>
-            <w:tcW w:w="0" w:type="auto"/>
+            <w:tcW w:w="2340" w:type="dxa"/>
             <w:tcMar>
               <w:top w:w="150" w:type="dxa"/>
               <w:left w:w="0" w:type="dxa"/>
@@ -10269,7 +10351,7 @@
         </w:tc>
         <w:tc>
           <w:tcPr>
-            <w:tcW w:w="0" w:type="auto"/>
+            <w:tcW w:w="8476" w:type="dxa"/>
             <w:tcMar>
               <w:top w:w="150" w:type="dxa"/>
               <w:left w:w="240" w:type="dxa"/>
@@ -10302,7 +10384,7 @@
       <w:tr>
         <w:tc>
           <w:tcPr>
-            <w:tcW w:w="0" w:type="auto"/>
+            <w:tcW w:w="2340" w:type="dxa"/>
             <w:tcMar>
               <w:top w:w="150" w:type="dxa"/>
               <w:left w:w="0" w:type="dxa"/>
@@ -10333,7 +10415,7 @@
         </w:tc>
         <w:tc>
           <w:tcPr>
-            <w:tcW w:w="0" w:type="auto"/>
+            <w:tcW w:w="8476" w:type="dxa"/>
             <w:tcMar>
               <w:top w:w="150" w:type="dxa"/>
               <w:left w:w="240" w:type="dxa"/>
@@ -10366,7 +10448,7 @@
       <w:tr>
         <w:tc>
           <w:tcPr>
-            <w:tcW w:w="0" w:type="auto"/>
+            <w:tcW w:w="2340" w:type="dxa"/>
             <w:tcMar>
               <w:top w:w="150" w:type="dxa"/>
               <w:left w:w="0" w:type="dxa"/>
@@ -10397,7 +10479,7 @@
         </w:tc>
         <w:tc>
           <w:tcPr>
-            <w:tcW w:w="0" w:type="auto"/>
+            <w:tcW w:w="8476" w:type="dxa"/>
             <w:tcMar>
               <w:top w:w="150" w:type="dxa"/>
               <w:left w:w="240" w:type="dxa"/>
@@ -10430,7 +10512,7 @@
       <w:tr>
         <w:tc>
           <w:tcPr>
-            <w:tcW w:w="0" w:type="auto"/>
+            <w:tcW w:w="2340" w:type="dxa"/>
             <w:tcMar>
               <w:top w:w="150" w:type="dxa"/>
               <w:left w:w="0" w:type="dxa"/>
@@ -10461,7 +10543,7 @@
         </w:tc>
         <w:tc>
           <w:tcPr>
-            <w:tcW w:w="0" w:type="auto"/>
+            <w:tcW w:w="8476" w:type="dxa"/>
             <w:tcMar>
               <w:top w:w="150" w:type="dxa"/>
               <w:left w:w="240" w:type="dxa"/>
@@ -10513,7 +10595,7 @@
     </w:p>
     <w:tbl>
       <w:tblPr>
-        <w:tblW w:w="11280" w:type="dxa"/>
+        <w:tblW w:w="10810" w:type="dxa"/>
         <w:tblCellMar>
           <w:top w:w="15" w:type="dxa"/>
           <w:left w:w="15" w:type="dxa"/>
@@ -10523,8 +10605,8 @@
         <w:tblLook w:val="04A0" w:firstRow="1" w:lastRow="0" w:firstColumn="1" w:lastColumn="0" w:noHBand="0" w:noVBand="1"/>
       </w:tblPr>
       <w:tblGrid>
-        <w:gridCol w:w="1790"/>
-        <w:gridCol w:w="9490"/>
+        <w:gridCol w:w="2250"/>
+        <w:gridCol w:w="8560"/>
       </w:tblGrid>
       <w:tr>
         <w:trPr>
@@ -10532,7 +10614,7 @@
         </w:trPr>
         <w:tc>
           <w:tcPr>
-            <w:tcW w:w="0" w:type="auto"/>
+            <w:tcW w:w="2250" w:type="dxa"/>
             <w:tcBorders>
               <w:top w:val="nil"/>
             </w:tcBorders>
@@ -10566,7 +10648,7 @@
         </w:tc>
         <w:tc>
           <w:tcPr>
-            <w:tcW w:w="0" w:type="auto"/>
+            <w:tcW w:w="8560" w:type="dxa"/>
             <w:tcBorders>
               <w:top w:val="nil"/>
             </w:tcBorders>
@@ -10602,7 +10684,7 @@
       <w:tr>
         <w:tc>
           <w:tcPr>
-            <w:tcW w:w="0" w:type="auto"/>
+            <w:tcW w:w="2250" w:type="dxa"/>
             <w:tcMar>
               <w:top w:w="150" w:type="dxa"/>
               <w:left w:w="0" w:type="dxa"/>
@@ -10633,7 +10715,7 @@
         </w:tc>
         <w:tc>
           <w:tcPr>
-            <w:tcW w:w="0" w:type="auto"/>
+            <w:tcW w:w="8560" w:type="dxa"/>
             <w:tcMar>
               <w:top w:w="150" w:type="dxa"/>
               <w:left w:w="240" w:type="dxa"/>
@@ -10666,7 +10748,7 @@
       <w:tr>
         <w:tc>
           <w:tcPr>
-            <w:tcW w:w="0" w:type="auto"/>
+            <w:tcW w:w="2250" w:type="dxa"/>
             <w:tcMar>
               <w:top w:w="150" w:type="dxa"/>
               <w:left w:w="0" w:type="dxa"/>
@@ -10691,14 +10773,13 @@
                 <w:sz w:val="23"/>
                 <w:szCs w:val="23"/>
               </w:rPr>
-              <w:lastRenderedPageBreak/>
               <w:t>General formula</w:t>
             </w:r>
           </w:p>
         </w:tc>
         <w:tc>
           <w:tcPr>
-            <w:tcW w:w="0" w:type="auto"/>
+            <w:tcW w:w="8560" w:type="dxa"/>
             <w:tcMar>
               <w:top w:w="150" w:type="dxa"/>
               <w:left w:w="240" w:type="dxa"/>
@@ -10731,7 +10812,7 @@
       <w:tr>
         <w:tc>
           <w:tcPr>
-            <w:tcW w:w="0" w:type="auto"/>
+            <w:tcW w:w="2250" w:type="dxa"/>
             <w:tcMar>
               <w:top w:w="150" w:type="dxa"/>
               <w:left w:w="0" w:type="dxa"/>
@@ -10762,7 +10843,7 @@
         </w:tc>
         <w:tc>
           <w:tcPr>
-            <w:tcW w:w="0" w:type="auto"/>
+            <w:tcW w:w="8560" w:type="dxa"/>
             <w:tcMar>
               <w:top w:w="150" w:type="dxa"/>
               <w:left w:w="240" w:type="dxa"/>
@@ -10795,7 +10876,7 @@
       <w:tr>
         <w:tc>
           <w:tcPr>
-            <w:tcW w:w="0" w:type="auto"/>
+            <w:tcW w:w="2250" w:type="dxa"/>
             <w:tcMar>
               <w:top w:w="150" w:type="dxa"/>
               <w:left w:w="0" w:type="dxa"/>
@@ -10826,7 +10907,7 @@
         </w:tc>
         <w:tc>
           <w:tcPr>
-            <w:tcW w:w="0" w:type="auto"/>
+            <w:tcW w:w="8560" w:type="dxa"/>
             <w:tcMar>
               <w:top w:w="150" w:type="dxa"/>
               <w:left w:w="240" w:type="dxa"/>
@@ -10859,7 +10940,7 @@
       <w:tr>
         <w:tc>
           <w:tcPr>
-            <w:tcW w:w="0" w:type="auto"/>
+            <w:tcW w:w="2250" w:type="dxa"/>
             <w:tcMar>
               <w:top w:w="150" w:type="dxa"/>
               <w:left w:w="0" w:type="dxa"/>
@@ -10884,13 +10965,14 @@
                 <w:sz w:val="23"/>
                 <w:szCs w:val="23"/>
               </w:rPr>
+              <w:lastRenderedPageBreak/>
               <w:t>Functions</w:t>
             </w:r>
           </w:p>
         </w:tc>
         <w:tc>
           <w:tcPr>
-            <w:tcW w:w="0" w:type="auto"/>
+            <w:tcW w:w="8560" w:type="dxa"/>
             <w:tcMar>
               <w:top w:w="150" w:type="dxa"/>
               <w:left w:w="240" w:type="dxa"/>
@@ -10923,7 +11005,7 @@
       <w:tr>
         <w:tc>
           <w:tcPr>
-            <w:tcW w:w="0" w:type="auto"/>
+            <w:tcW w:w="2250" w:type="dxa"/>
             <w:tcMar>
               <w:top w:w="150" w:type="dxa"/>
               <w:left w:w="0" w:type="dxa"/>
@@ -10954,7 +11036,7 @@
         </w:tc>
         <w:tc>
           <w:tcPr>
-            <w:tcW w:w="0" w:type="auto"/>
+            <w:tcW w:w="8560" w:type="dxa"/>
             <w:tcMar>
               <w:top w:w="150" w:type="dxa"/>
               <w:left w:w="240" w:type="dxa"/>
@@ -11006,7 +11088,7 @@
     </w:p>
     <w:tbl>
       <w:tblPr>
-        <w:tblW w:w="11280" w:type="dxa"/>
+        <w:tblW w:w="11140" w:type="dxa"/>
         <w:tblCellMar>
           <w:top w:w="15" w:type="dxa"/>
           <w:left w:w="15" w:type="dxa"/>
@@ -11016,7 +11098,7 @@
         <w:tblLook w:val="04A0" w:firstRow="1" w:lastRow="0" w:firstColumn="1" w:lastColumn="0" w:noHBand="0" w:noVBand="1"/>
       </w:tblPr>
       <w:tblGrid>
-        <w:gridCol w:w="2390"/>
+        <w:gridCol w:w="2250"/>
         <w:gridCol w:w="8890"/>
       </w:tblGrid>
       <w:tr>
@@ -11025,46 +11107,46 @@
         </w:trPr>
         <w:tc>
           <w:tcPr>
+            <w:tcW w:w="2250" w:type="dxa"/>
+            <w:tcBorders>
+              <w:top w:val="nil"/>
+            </w:tcBorders>
+            <w:tcMar>
+              <w:top w:w="150" w:type="dxa"/>
+              <w:left w:w="0" w:type="dxa"/>
+              <w:bottom w:w="150" w:type="dxa"/>
+              <w:right w:w="240" w:type="dxa"/>
+            </w:tcMar>
+            <w:vAlign w:val="center"/>
+            <w:hideMark/>
+          </w:tcPr>
+          <w:p>
+            <w:pPr>
+              <w:spacing w:line="375" w:lineRule="atLeast"/>
+              <w:rPr>
+                <w:rFonts w:ascii="Segoe UI" w:hAnsi="Segoe UI" w:cs="Segoe UI"/>
+                <w:sz w:val="23"/>
+                <w:szCs w:val="23"/>
+              </w:rPr>
+            </w:pPr>
+            <w:r>
+              <w:rPr>
+                <w:rFonts w:ascii="Segoe UI" w:hAnsi="Segoe UI" w:cs="Segoe UI"/>
+                <w:sz w:val="23"/>
+                <w:szCs w:val="23"/>
+              </w:rPr>
+              <w:t>Feature</w:t>
+            </w:r>
+          </w:p>
+        </w:tc>
+        <w:tc>
+          <w:tcPr>
             <w:tcW w:w="0" w:type="auto"/>
             <w:tcBorders>
               <w:top w:val="nil"/>
             </w:tcBorders>
             <w:tcMar>
               <w:top w:w="150" w:type="dxa"/>
-              <w:left w:w="0" w:type="dxa"/>
-              <w:bottom w:w="150" w:type="dxa"/>
-              <w:right w:w="240" w:type="dxa"/>
-            </w:tcMar>
-            <w:vAlign w:val="center"/>
-            <w:hideMark/>
-          </w:tcPr>
-          <w:p>
-            <w:pPr>
-              <w:spacing w:line="375" w:lineRule="atLeast"/>
-              <w:rPr>
-                <w:rFonts w:ascii="Segoe UI" w:hAnsi="Segoe UI" w:cs="Segoe UI"/>
-                <w:sz w:val="23"/>
-                <w:szCs w:val="23"/>
-              </w:rPr>
-            </w:pPr>
-            <w:r>
-              <w:rPr>
-                <w:rFonts w:ascii="Segoe UI" w:hAnsi="Segoe UI" w:cs="Segoe UI"/>
-                <w:sz w:val="23"/>
-                <w:szCs w:val="23"/>
-              </w:rPr>
-              <w:t>Feature</w:t>
-            </w:r>
-          </w:p>
-        </w:tc>
-        <w:tc>
-          <w:tcPr>
-            <w:tcW w:w="0" w:type="auto"/>
-            <w:tcBorders>
-              <w:top w:val="nil"/>
-            </w:tcBorders>
-            <w:tcMar>
-              <w:top w:w="150" w:type="dxa"/>
               <w:left w:w="240" w:type="dxa"/>
               <w:bottom w:w="150" w:type="dxa"/>
               <w:right w:w="240" w:type="dxa"/>
@@ -11095,7 +11177,7 @@
       <w:tr>
         <w:tc>
           <w:tcPr>
-            <w:tcW w:w="0" w:type="auto"/>
+            <w:tcW w:w="2250" w:type="dxa"/>
             <w:tcMar>
               <w:top w:w="150" w:type="dxa"/>
               <w:left w:w="0" w:type="dxa"/>
@@ -11159,7 +11241,7 @@
       <w:tr>
         <w:tc>
           <w:tcPr>
-            <w:tcW w:w="0" w:type="auto"/>
+            <w:tcW w:w="2250" w:type="dxa"/>
             <w:tcMar>
               <w:top w:w="150" w:type="dxa"/>
               <w:left w:w="0" w:type="dxa"/>
@@ -11223,7 +11305,7 @@
       <w:tr>
         <w:tc>
           <w:tcPr>
-            <w:tcW w:w="0" w:type="auto"/>
+            <w:tcW w:w="2250" w:type="dxa"/>
             <w:tcMar>
               <w:top w:w="150" w:type="dxa"/>
               <w:left w:w="0" w:type="dxa"/>
@@ -11287,7 +11369,7 @@
       <w:tr>
         <w:tc>
           <w:tcPr>
-            <w:tcW w:w="0" w:type="auto"/>
+            <w:tcW w:w="2250" w:type="dxa"/>
             <w:tcMar>
               <w:top w:w="150" w:type="dxa"/>
               <w:left w:w="0" w:type="dxa"/>
@@ -11351,7 +11433,7 @@
       <w:tr>
         <w:tc>
           <w:tcPr>
-            <w:tcW w:w="0" w:type="auto"/>
+            <w:tcW w:w="2250" w:type="dxa"/>
             <w:tcMar>
               <w:top w:w="150" w:type="dxa"/>
               <w:left w:w="0" w:type="dxa"/>
@@ -11415,7 +11497,7 @@
       <w:tr>
         <w:tc>
           <w:tcPr>
-            <w:tcW w:w="0" w:type="auto"/>
+            <w:tcW w:w="2250" w:type="dxa"/>
             <w:tcMar>
               <w:top w:w="150" w:type="dxa"/>
               <w:left w:w="0" w:type="dxa"/>
@@ -11477,6 +11559,40 @@
         </w:tc>
       </w:tr>
     </w:tbl>
+    <w:p>
+      <w:pPr>
+        <w:pStyle w:val="Heading3"/>
+        <w:shd w:val="clear" w:color="auto" w:fill="FFFFFF"/>
+        <w:spacing w:before="480" w:beforeAutospacing="0" w:after="240" w:afterAutospacing="0" w:line="450" w:lineRule="atLeast"/>
+        <w:rPr>
+          <w:rFonts w:ascii="Segoe UI" w:hAnsi="Segoe UI" w:cs="Segoe UI"/>
+          <w:color w:val="0F1115"/>
+          <w:sz w:val="30"/>
+          <w:szCs w:val="30"/>
+        </w:rPr>
+      </w:pPr>
+    </w:p>
+    <w:p>
+      <w:pPr>
+        <w:rPr>
+          <w:rFonts w:ascii="Segoe UI" w:eastAsia="Times New Roman" w:hAnsi="Segoe UI" w:cs="Segoe UI"/>
+          <w:b/>
+          <w:bCs/>
+          <w:color w:val="0F1115"/>
+          <w:sz w:val="30"/>
+          <w:szCs w:val="30"/>
+        </w:rPr>
+      </w:pPr>
+      <w:r>
+        <w:rPr>
+          <w:rFonts w:ascii="Segoe UI" w:hAnsi="Segoe UI" w:cs="Segoe UI"/>
+          <w:color w:val="0F1115"/>
+          <w:sz w:val="30"/>
+          <w:szCs w:val="30"/>
+        </w:rPr>
+        <w:br w:type="page"/>
+      </w:r>
+    </w:p>
     <w:p>
       <w:pPr>
         <w:pStyle w:val="Heading3"/>
@@ -11502,7 +11618,7 @@
     </w:p>
     <w:tbl>
       <w:tblPr>
-        <w:tblW w:w="11280" w:type="dxa"/>
+        <w:tblW w:w="9894" w:type="dxa"/>
         <w:tblCellMar>
           <w:top w:w="15" w:type="dxa"/>
           <w:left w:w="15" w:type="dxa"/>
@@ -11512,9 +11628,9 @@
         <w:tblLook w:val="04A0" w:firstRow="1" w:lastRow="0" w:firstColumn="1" w:lastColumn="0" w:noHBand="0" w:noVBand="1"/>
       </w:tblPr>
       <w:tblGrid>
-        <w:gridCol w:w="1806"/>
-        <w:gridCol w:w="5910"/>
-        <w:gridCol w:w="3564"/>
+        <w:gridCol w:w="1980"/>
+        <w:gridCol w:w="4224"/>
+        <w:gridCol w:w="3690"/>
       </w:tblGrid>
       <w:tr>
         <w:trPr>
@@ -11522,7 +11638,7 @@
         </w:trPr>
         <w:tc>
           <w:tcPr>
-            <w:tcW w:w="0" w:type="auto"/>
+            <w:tcW w:w="1980" w:type="dxa"/>
             <w:tcBorders>
               <w:top w:val="nil"/>
             </w:tcBorders>
@@ -11556,7 +11672,7 @@
         </w:tc>
         <w:tc>
           <w:tcPr>
-            <w:tcW w:w="0" w:type="auto"/>
+            <w:tcW w:w="4224" w:type="dxa"/>
             <w:tcBorders>
               <w:top w:val="nil"/>
             </w:tcBorders>
@@ -11590,7 +11706,7 @@
         </w:tc>
         <w:tc>
           <w:tcPr>
-            <w:tcW w:w="0" w:type="auto"/>
+            <w:tcW w:w="3690" w:type="dxa"/>
             <w:tcBorders>
               <w:top w:val="nil"/>
             </w:tcBorders>
@@ -11626,7 +11742,7 @@
       <w:tr>
         <w:tc>
           <w:tcPr>
-            <w:tcW w:w="0" w:type="auto"/>
+            <w:tcW w:w="1980" w:type="dxa"/>
             <w:tcMar>
               <w:top w:w="150" w:type="dxa"/>
               <w:left w:w="0" w:type="dxa"/>
@@ -11657,7 +11773,7 @@
         </w:tc>
         <w:tc>
           <w:tcPr>
-            <w:tcW w:w="0" w:type="auto"/>
+            <w:tcW w:w="4224" w:type="dxa"/>
             <w:tcMar>
               <w:top w:w="150" w:type="dxa"/>
               <w:left w:w="240" w:type="dxa"/>
@@ -11688,7 +11804,7 @@
         </w:tc>
         <w:tc>
           <w:tcPr>
-            <w:tcW w:w="0" w:type="auto"/>
+            <w:tcW w:w="3690" w:type="dxa"/>
             <w:tcMar>
               <w:top w:w="150" w:type="dxa"/>
               <w:left w:w="240" w:type="dxa"/>
@@ -11721,7 +11837,7 @@
       <w:tr>
         <w:tc>
           <w:tcPr>
-            <w:tcW w:w="0" w:type="auto"/>
+            <w:tcW w:w="1980" w:type="dxa"/>
             <w:tcMar>
               <w:top w:w="150" w:type="dxa"/>
               <w:left w:w="0" w:type="dxa"/>
@@ -11752,7 +11868,7 @@
         </w:tc>
         <w:tc>
           <w:tcPr>
-            <w:tcW w:w="0" w:type="auto"/>
+            <w:tcW w:w="4224" w:type="dxa"/>
             <w:tcMar>
               <w:top w:w="150" w:type="dxa"/>
               <w:left w:w="240" w:type="dxa"/>
@@ -11783,7 +11899,7 @@
         </w:tc>
         <w:tc>
           <w:tcPr>
-            <w:tcW w:w="0" w:type="auto"/>
+            <w:tcW w:w="3690" w:type="dxa"/>
             <w:tcMar>
               <w:top w:w="150" w:type="dxa"/>
               <w:left w:w="240" w:type="dxa"/>
@@ -11835,7 +11951,7 @@
     </w:p>
     <w:tbl>
       <w:tblPr>
-        <w:tblW w:w="0" w:type="auto"/>
+        <w:tblW w:w="9860" w:type="dxa"/>
         <w:tblCellMar>
           <w:top w:w="15" w:type="dxa"/>
           <w:left w:w="15" w:type="dxa"/>
@@ -11845,7 +11961,7 @@
         <w:tblLook w:val="04A0" w:firstRow="1" w:lastRow="0" w:firstColumn="1" w:lastColumn="0" w:noHBand="0" w:noVBand="1"/>
       </w:tblPr>
       <w:tblGrid>
-        <w:gridCol w:w="1720"/>
+        <w:gridCol w:w="1980"/>
         <w:gridCol w:w="2149"/>
         <w:gridCol w:w="2326"/>
         <w:gridCol w:w="3405"/>
@@ -11856,35 +11972,69 @@
         </w:trPr>
         <w:tc>
           <w:tcPr>
+            <w:tcW w:w="1980" w:type="dxa"/>
+            <w:tcBorders>
+              <w:top w:val="nil"/>
+            </w:tcBorders>
+            <w:tcMar>
+              <w:top w:w="150" w:type="dxa"/>
+              <w:left w:w="0" w:type="dxa"/>
+              <w:bottom w:w="150" w:type="dxa"/>
+              <w:right w:w="240" w:type="dxa"/>
+            </w:tcMar>
+            <w:vAlign w:val="center"/>
+            <w:hideMark/>
+          </w:tcPr>
+          <w:p>
+            <w:pPr>
+              <w:spacing w:line="375" w:lineRule="atLeast"/>
+              <w:rPr>
+                <w:rFonts w:ascii="Segoe UI" w:hAnsi="Segoe UI" w:cs="Segoe UI"/>
+                <w:sz w:val="23"/>
+                <w:szCs w:val="23"/>
+              </w:rPr>
+            </w:pPr>
+            <w:r>
+              <w:rPr>
+                <w:rFonts w:ascii="Segoe UI" w:hAnsi="Segoe UI" w:cs="Segoe UI"/>
+                <w:sz w:val="23"/>
+                <w:szCs w:val="23"/>
+              </w:rPr>
+              <w:t>Biomolecule</w:t>
+            </w:r>
+          </w:p>
+        </w:tc>
+        <w:tc>
+          <w:tcPr>
             <w:tcW w:w="0" w:type="auto"/>
             <w:tcBorders>
               <w:top w:val="nil"/>
             </w:tcBorders>
             <w:tcMar>
               <w:top w:w="150" w:type="dxa"/>
-              <w:left w:w="0" w:type="dxa"/>
-              <w:bottom w:w="150" w:type="dxa"/>
-              <w:right w:w="240" w:type="dxa"/>
-            </w:tcMar>
-            <w:vAlign w:val="center"/>
-            <w:hideMark/>
-          </w:tcPr>
-          <w:p>
-            <w:pPr>
-              <w:spacing w:line="375" w:lineRule="atLeast"/>
-              <w:rPr>
-                <w:rFonts w:ascii="Segoe UI" w:hAnsi="Segoe UI" w:cs="Segoe UI"/>
-                <w:sz w:val="23"/>
-                <w:szCs w:val="23"/>
-              </w:rPr>
-            </w:pPr>
-            <w:r>
-              <w:rPr>
-                <w:rFonts w:ascii="Segoe UI" w:hAnsi="Segoe UI" w:cs="Segoe UI"/>
-                <w:sz w:val="23"/>
-                <w:szCs w:val="23"/>
-              </w:rPr>
-              <w:t>Biomolecule</w:t>
+              <w:left w:w="240" w:type="dxa"/>
+              <w:bottom w:w="150" w:type="dxa"/>
+              <w:right w:w="240" w:type="dxa"/>
+            </w:tcMar>
+            <w:vAlign w:val="center"/>
+            <w:hideMark/>
+          </w:tcPr>
+          <w:p>
+            <w:pPr>
+              <w:spacing w:line="375" w:lineRule="atLeast"/>
+              <w:rPr>
+                <w:rFonts w:ascii="Segoe UI" w:hAnsi="Segoe UI" w:cs="Segoe UI"/>
+                <w:sz w:val="23"/>
+                <w:szCs w:val="23"/>
+              </w:rPr>
+            </w:pPr>
+            <w:r>
+              <w:rPr>
+                <w:rFonts w:ascii="Segoe UI" w:hAnsi="Segoe UI" w:cs="Segoe UI"/>
+                <w:sz w:val="23"/>
+                <w:szCs w:val="23"/>
+              </w:rPr>
+              <w:t>Macromolecule?</w:t>
             </w:r>
           </w:p>
         </w:tc>
@@ -11918,7 +12068,7 @@
                 <w:sz w:val="23"/>
                 <w:szCs w:val="23"/>
               </w:rPr>
-              <w:t>Macromolecule?</w:t>
+              <w:t>Polymer?</w:t>
             </w:r>
           </w:p>
         </w:tc>
@@ -11952,40 +12102,6 @@
                 <w:sz w:val="23"/>
                 <w:szCs w:val="23"/>
               </w:rPr>
-              <w:t>Polymer?</w:t>
-            </w:r>
-          </w:p>
-        </w:tc>
-        <w:tc>
-          <w:tcPr>
-            <w:tcW w:w="0" w:type="auto"/>
-            <w:tcBorders>
-              <w:top w:val="nil"/>
-            </w:tcBorders>
-            <w:tcMar>
-              <w:top w:w="150" w:type="dxa"/>
-              <w:left w:w="240" w:type="dxa"/>
-              <w:bottom w:w="150" w:type="dxa"/>
-              <w:right w:w="240" w:type="dxa"/>
-            </w:tcMar>
-            <w:vAlign w:val="center"/>
-            <w:hideMark/>
-          </w:tcPr>
-          <w:p>
-            <w:pPr>
-              <w:spacing w:line="375" w:lineRule="atLeast"/>
-              <w:rPr>
-                <w:rFonts w:ascii="Segoe UI" w:hAnsi="Segoe UI" w:cs="Segoe UI"/>
-                <w:sz w:val="23"/>
-                <w:szCs w:val="23"/>
-              </w:rPr>
-            </w:pPr>
-            <w:r>
-              <w:rPr>
-                <w:rFonts w:ascii="Segoe UI" w:hAnsi="Segoe UI" w:cs="Segoe UI"/>
-                <w:sz w:val="23"/>
-                <w:szCs w:val="23"/>
-              </w:rPr>
               <w:t>Reason</w:t>
             </w:r>
           </w:p>
@@ -11994,7 +12110,7 @@
       <w:tr>
         <w:tc>
           <w:tcPr>
-            <w:tcW w:w="0" w:type="auto"/>
+            <w:tcW w:w="1980" w:type="dxa"/>
             <w:tcMar>
               <w:top w:w="150" w:type="dxa"/>
               <w:left w:w="0" w:type="dxa"/>
@@ -12120,7 +12236,7 @@
       <w:tr>
         <w:tc>
           <w:tcPr>
-            <w:tcW w:w="0" w:type="auto"/>
+            <w:tcW w:w="1980" w:type="dxa"/>
             <w:tcMar>
               <w:top w:w="150" w:type="dxa"/>
               <w:left w:w="0" w:type="dxa"/>
@@ -12246,7 +12362,7 @@
       <w:tr>
         <w:tc>
           <w:tcPr>
-            <w:tcW w:w="0" w:type="auto"/>
+            <w:tcW w:w="1980" w:type="dxa"/>
             <w:tcMar>
               <w:top w:w="150" w:type="dxa"/>
               <w:left w:w="0" w:type="dxa"/>
@@ -12372,7 +12488,7 @@
       <w:tr>
         <w:tc>
           <w:tcPr>
-            <w:tcW w:w="0" w:type="auto"/>
+            <w:tcW w:w="1980" w:type="dxa"/>
             <w:tcMar>
               <w:top w:w="150" w:type="dxa"/>
               <w:left w:w="0" w:type="dxa"/>
@@ -13065,7 +13181,7 @@
     </w:p>
     <w:tbl>
       <w:tblPr>
-        <w:tblW w:w="11280" w:type="dxa"/>
+        <w:tblW w:w="10604" w:type="dxa"/>
         <w:tblCellMar>
           <w:top w:w="15" w:type="dxa"/>
           <w:left w:w="15" w:type="dxa"/>
@@ -13075,9 +13191,9 @@
         <w:tblLook w:val="04A0" w:firstRow="1" w:lastRow="0" w:firstColumn="1" w:lastColumn="0" w:noHBand="0" w:noVBand="1"/>
       </w:tblPr>
       <w:tblGrid>
-        <w:gridCol w:w="2644"/>
-        <w:gridCol w:w="4513"/>
-        <w:gridCol w:w="4123"/>
+        <w:gridCol w:w="2610"/>
+        <w:gridCol w:w="3870"/>
+        <w:gridCol w:w="4124"/>
       </w:tblGrid>
       <w:tr>
         <w:trPr>
@@ -13085,80 +13201,80 @@
         </w:trPr>
         <w:tc>
           <w:tcPr>
+            <w:tcW w:w="2610" w:type="dxa"/>
+            <w:tcBorders>
+              <w:top w:val="nil"/>
+            </w:tcBorders>
+            <w:tcMar>
+              <w:top w:w="150" w:type="dxa"/>
+              <w:left w:w="0" w:type="dxa"/>
+              <w:bottom w:w="150" w:type="dxa"/>
+              <w:right w:w="240" w:type="dxa"/>
+            </w:tcMar>
+            <w:vAlign w:val="center"/>
+            <w:hideMark/>
+          </w:tcPr>
+          <w:p>
+            <w:pPr>
+              <w:spacing w:line="375" w:lineRule="atLeast"/>
+              <w:rPr>
+                <w:rFonts w:ascii="Segoe UI" w:hAnsi="Segoe UI" w:cs="Segoe UI"/>
+                <w:sz w:val="23"/>
+                <w:szCs w:val="23"/>
+              </w:rPr>
+            </w:pPr>
+            <w:r>
+              <w:rPr>
+                <w:rFonts w:ascii="Segoe UI" w:hAnsi="Segoe UI" w:cs="Segoe UI"/>
+                <w:sz w:val="23"/>
+                <w:szCs w:val="23"/>
+              </w:rPr>
+              <w:t>Type of Addition</w:t>
+            </w:r>
+          </w:p>
+        </w:tc>
+        <w:tc>
+          <w:tcPr>
+            <w:tcW w:w="3870" w:type="dxa"/>
+            <w:tcBorders>
+              <w:top w:val="nil"/>
+            </w:tcBorders>
+            <w:tcMar>
+              <w:top w:w="150" w:type="dxa"/>
+              <w:left w:w="240" w:type="dxa"/>
+              <w:bottom w:w="150" w:type="dxa"/>
+              <w:right w:w="240" w:type="dxa"/>
+            </w:tcMar>
+            <w:vAlign w:val="center"/>
+            <w:hideMark/>
+          </w:tcPr>
+          <w:p>
+            <w:pPr>
+              <w:spacing w:line="375" w:lineRule="atLeast"/>
+              <w:rPr>
+                <w:rFonts w:ascii="Segoe UI" w:hAnsi="Segoe UI" w:cs="Segoe UI"/>
+                <w:sz w:val="23"/>
+                <w:szCs w:val="23"/>
+              </w:rPr>
+            </w:pPr>
+            <w:r>
+              <w:rPr>
+                <w:rFonts w:ascii="Segoe UI" w:hAnsi="Segoe UI" w:cs="Segoe UI"/>
+                <w:sz w:val="23"/>
+                <w:szCs w:val="23"/>
+              </w:rPr>
+              <w:t>Description</w:t>
+            </w:r>
+          </w:p>
+        </w:tc>
+        <w:tc>
+          <w:tcPr>
             <w:tcW w:w="0" w:type="auto"/>
             <w:tcBorders>
               <w:top w:val="nil"/>
             </w:tcBorders>
             <w:tcMar>
               <w:top w:w="150" w:type="dxa"/>
-              <w:left w:w="0" w:type="dxa"/>
-              <w:bottom w:w="150" w:type="dxa"/>
-              <w:right w:w="240" w:type="dxa"/>
-            </w:tcMar>
-            <w:vAlign w:val="center"/>
-            <w:hideMark/>
-          </w:tcPr>
-          <w:p>
-            <w:pPr>
-              <w:spacing w:line="375" w:lineRule="atLeast"/>
-              <w:rPr>
-                <w:rFonts w:ascii="Segoe UI" w:hAnsi="Segoe UI" w:cs="Segoe UI"/>
-                <w:sz w:val="23"/>
-                <w:szCs w:val="23"/>
-              </w:rPr>
-            </w:pPr>
-            <w:r>
-              <w:rPr>
-                <w:rFonts w:ascii="Segoe UI" w:hAnsi="Segoe UI" w:cs="Segoe UI"/>
-                <w:sz w:val="23"/>
-                <w:szCs w:val="23"/>
-              </w:rPr>
-              <w:t>Type of Addition</w:t>
-            </w:r>
-          </w:p>
-        </w:tc>
-        <w:tc>
-          <w:tcPr>
-            <w:tcW w:w="0" w:type="auto"/>
-            <w:tcBorders>
-              <w:top w:val="nil"/>
-            </w:tcBorders>
-            <w:tcMar>
-              <w:top w:w="150" w:type="dxa"/>
-              <w:left w:w="240" w:type="dxa"/>
-              <w:bottom w:w="150" w:type="dxa"/>
-              <w:right w:w="240" w:type="dxa"/>
-            </w:tcMar>
-            <w:vAlign w:val="center"/>
-            <w:hideMark/>
-          </w:tcPr>
-          <w:p>
-            <w:pPr>
-              <w:spacing w:line="375" w:lineRule="atLeast"/>
-              <w:rPr>
-                <w:rFonts w:ascii="Segoe UI" w:hAnsi="Segoe UI" w:cs="Segoe UI"/>
-                <w:sz w:val="23"/>
-                <w:szCs w:val="23"/>
-              </w:rPr>
-            </w:pPr>
-            <w:r>
-              <w:rPr>
-                <w:rFonts w:ascii="Segoe UI" w:hAnsi="Segoe UI" w:cs="Segoe UI"/>
-                <w:sz w:val="23"/>
-                <w:szCs w:val="23"/>
-              </w:rPr>
-              <w:t>Description</w:t>
-            </w:r>
-          </w:p>
-        </w:tc>
-        <w:tc>
-          <w:tcPr>
-            <w:tcW w:w="0" w:type="auto"/>
-            <w:tcBorders>
-              <w:top w:val="nil"/>
-            </w:tcBorders>
-            <w:tcMar>
-              <w:top w:w="150" w:type="dxa"/>
               <w:left w:w="240" w:type="dxa"/>
               <w:bottom w:w="150" w:type="dxa"/>
               <w:right w:w="240" w:type="dxa"/>
@@ -13189,7 +13305,7 @@
       <w:tr>
         <w:tc>
           <w:tcPr>
-            <w:tcW w:w="0" w:type="auto"/>
+            <w:tcW w:w="2610" w:type="dxa"/>
             <w:tcMar>
               <w:top w:w="150" w:type="dxa"/>
               <w:left w:w="0" w:type="dxa"/>
@@ -13220,7 +13336,7 @@
         </w:tc>
         <w:tc>
           <w:tcPr>
-            <w:tcW w:w="0" w:type="auto"/>
+            <w:tcW w:w="3870" w:type="dxa"/>
             <w:tcMar>
               <w:top w:w="150" w:type="dxa"/>
               <w:left w:w="240" w:type="dxa"/>
@@ -13284,7 +13400,7 @@
       <w:tr>
         <w:tc>
           <w:tcPr>
-            <w:tcW w:w="0" w:type="auto"/>
+            <w:tcW w:w="2610" w:type="dxa"/>
             <w:tcMar>
               <w:top w:w="150" w:type="dxa"/>
               <w:left w:w="0" w:type="dxa"/>
@@ -13316,7 +13432,7 @@
         </w:tc>
         <w:tc>
           <w:tcPr>
-            <w:tcW w:w="0" w:type="auto"/>
+            <w:tcW w:w="3870" w:type="dxa"/>
             <w:tcMar>
               <w:top w:w="150" w:type="dxa"/>
               <w:left w:w="240" w:type="dxa"/>
@@ -13380,7 +13496,7 @@
       <w:tr>
         <w:tc>
           <w:tcPr>
-            <w:tcW w:w="0" w:type="auto"/>
+            <w:tcW w:w="2610" w:type="dxa"/>
             <w:tcMar>
               <w:top w:w="150" w:type="dxa"/>
               <w:left w:w="0" w:type="dxa"/>
@@ -13411,7 +13527,7 @@
         </w:tc>
         <w:tc>
           <w:tcPr>
-            <w:tcW w:w="0" w:type="auto"/>
+            <w:tcW w:w="3870" w:type="dxa"/>
             <w:tcMar>
               <w:top w:w="150" w:type="dxa"/>
               <w:left w:w="240" w:type="dxa"/>
@@ -13475,7 +13591,7 @@
       <w:tr>
         <w:tc>
           <w:tcPr>
-            <w:tcW w:w="0" w:type="auto"/>
+            <w:tcW w:w="2610" w:type="dxa"/>
             <w:tcMar>
               <w:top w:w="150" w:type="dxa"/>
               <w:left w:w="0" w:type="dxa"/>
@@ -13506,7 +13622,7 @@
         </w:tc>
         <w:tc>
           <w:tcPr>
-            <w:tcW w:w="0" w:type="auto"/>
+            <w:tcW w:w="3870" w:type="dxa"/>
             <w:tcMar>
               <w:top w:w="150" w:type="dxa"/>
               <w:left w:w="240" w:type="dxa"/>
@@ -13644,7 +13760,7 @@
     </w:p>
     <w:tbl>
       <w:tblPr>
-        <w:tblW w:w="11280" w:type="dxa"/>
+        <w:tblW w:w="10260" w:type="dxa"/>
         <w:tblCellMar>
           <w:top w:w="15" w:type="dxa"/>
           <w:left w:w="15" w:type="dxa"/>
@@ -13655,8 +13771,8 @@
       </w:tblPr>
       <w:tblGrid>
         <w:gridCol w:w="2544"/>
-        <w:gridCol w:w="5129"/>
-        <w:gridCol w:w="3607"/>
+        <w:gridCol w:w="4026"/>
+        <w:gridCol w:w="3690"/>
       </w:tblGrid>
       <w:tr>
         <w:trPr>
@@ -13698,7 +13814,7 @@
         </w:tc>
         <w:tc>
           <w:tcPr>
-            <w:tcW w:w="0" w:type="auto"/>
+            <w:tcW w:w="4026" w:type="dxa"/>
             <w:tcBorders>
               <w:top w:val="nil"/>
             </w:tcBorders>
@@ -13732,7 +13848,7 @@
         </w:tc>
         <w:tc>
           <w:tcPr>
-            <w:tcW w:w="0" w:type="auto"/>
+            <w:tcW w:w="3690" w:type="dxa"/>
             <w:tcBorders>
               <w:top w:val="nil"/>
             </w:tcBorders>
@@ -13799,7 +13915,7 @@
         </w:tc>
         <w:tc>
           <w:tcPr>
-            <w:tcW w:w="0" w:type="auto"/>
+            <w:tcW w:w="4026" w:type="dxa"/>
             <w:tcMar>
               <w:top w:w="150" w:type="dxa"/>
               <w:left w:w="240" w:type="dxa"/>
@@ -13830,7 +13946,7 @@
         </w:tc>
         <w:tc>
           <w:tcPr>
-            <w:tcW w:w="0" w:type="auto"/>
+            <w:tcW w:w="3690" w:type="dxa"/>
             <w:tcMar>
               <w:top w:w="150" w:type="dxa"/>
               <w:left w:w="240" w:type="dxa"/>
@@ -13894,7 +14010,7 @@
         </w:tc>
         <w:tc>
           <w:tcPr>
-            <w:tcW w:w="0" w:type="auto"/>
+            <w:tcW w:w="4026" w:type="dxa"/>
             <w:tcMar>
               <w:top w:w="150" w:type="dxa"/>
               <w:left w:w="240" w:type="dxa"/>
@@ -13925,7 +14041,7 @@
         </w:tc>
         <w:tc>
           <w:tcPr>
-            <w:tcW w:w="0" w:type="auto"/>
+            <w:tcW w:w="3690" w:type="dxa"/>
             <w:tcMar>
               <w:top w:w="150" w:type="dxa"/>
               <w:left w:w="240" w:type="dxa"/>
@@ -13989,7 +14105,7 @@
         </w:tc>
         <w:tc>
           <w:tcPr>
-            <w:tcW w:w="0" w:type="auto"/>
+            <w:tcW w:w="4026" w:type="dxa"/>
             <w:tcMar>
               <w:top w:w="150" w:type="dxa"/>
               <w:left w:w="240" w:type="dxa"/>
@@ -14020,7 +14136,7 @@
         </w:tc>
         <w:tc>
           <w:tcPr>
-            <w:tcW w:w="0" w:type="auto"/>
+            <w:tcW w:w="3690" w:type="dxa"/>
             <w:tcMar>
               <w:top w:w="150" w:type="dxa"/>
               <w:left w:w="240" w:type="dxa"/>
@@ -14084,7 +14200,7 @@
         </w:tc>
         <w:tc>
           <w:tcPr>
-            <w:tcW w:w="0" w:type="auto"/>
+            <w:tcW w:w="4026" w:type="dxa"/>
             <w:tcMar>
               <w:top w:w="150" w:type="dxa"/>
               <w:left w:w="240" w:type="dxa"/>
@@ -14115,7 +14231,7 @@
         </w:tc>
         <w:tc>
           <w:tcPr>
-            <w:tcW w:w="0" w:type="auto"/>
+            <w:tcW w:w="3690" w:type="dxa"/>
             <w:tcMar>
               <w:top w:w="150" w:type="dxa"/>
               <w:left w:w="240" w:type="dxa"/>
@@ -15329,6 +15445,16 @@
     <w:p>
       <w:pPr>
         <w:spacing w:before="480" w:after="480"/>
+      </w:pPr>
+    </w:p>
+    <w:p>
+      <w:r>
+        <w:br w:type="page"/>
+      </w:r>
+    </w:p>
+    <w:p>
+      <w:pPr>
+        <w:spacing w:before="480" w:after="480"/>
         <w:rPr>
           <w:rFonts w:ascii="Times New Roman" w:hAnsi="Times New Roman" w:cs="Times New Roman"/>
           <w:sz w:val="24"/>
@@ -15336,6 +15462,7 @@
         </w:rPr>
       </w:pPr>
       <w:r>
+        <w:lastRenderedPageBreak/>
         <w:pict>
           <v:rect id="_x0000_i1030" style="width:0;height:.75pt" o:hralign="center" o:hrstd="t" o:hr="t" fillcolor="#a0a0a0" stroked="f"/>
         </w:pict>
@@ -15365,7 +15492,7 @@
     </w:p>
     <w:tbl>
       <w:tblPr>
-        <w:tblW w:w="11280" w:type="dxa"/>
+        <w:tblW w:w="10350" w:type="dxa"/>
         <w:tblCellMar>
           <w:top w:w="15" w:type="dxa"/>
           <w:left w:w="15" w:type="dxa"/>
@@ -15375,8 +15502,8 @@
         <w:tblLook w:val="04A0" w:firstRow="1" w:lastRow="0" w:firstColumn="1" w:lastColumn="0" w:noHBand="0" w:noVBand="1"/>
       </w:tblPr>
       <w:tblGrid>
-        <w:gridCol w:w="2707"/>
-        <w:gridCol w:w="8573"/>
+        <w:gridCol w:w="2520"/>
+        <w:gridCol w:w="7830"/>
       </w:tblGrid>
       <w:tr>
         <w:trPr>
@@ -15384,7 +15511,7 @@
         </w:trPr>
         <w:tc>
           <w:tcPr>
-            <w:tcW w:w="0" w:type="auto"/>
+            <w:tcW w:w="2520" w:type="dxa"/>
             <w:tcBorders>
               <w:top w:val="nil"/>
             </w:tcBorders>
@@ -15418,7 +15545,7 @@
         </w:tc>
         <w:tc>
           <w:tcPr>
-            <w:tcW w:w="0" w:type="auto"/>
+            <w:tcW w:w="7830" w:type="dxa"/>
             <w:tcBorders>
               <w:top w:val="nil"/>
             </w:tcBorders>
@@ -15454,7 +15581,7 @@
       <w:tr>
         <w:tc>
           <w:tcPr>
-            <w:tcW w:w="0" w:type="auto"/>
+            <w:tcW w:w="2520" w:type="dxa"/>
             <w:tcMar>
               <w:top w:w="150" w:type="dxa"/>
               <w:left w:w="0" w:type="dxa"/>
@@ -15485,7 +15612,7 @@
         </w:tc>
         <w:tc>
           <w:tcPr>
-            <w:tcW w:w="0" w:type="auto"/>
+            <w:tcW w:w="7830" w:type="dxa"/>
             <w:tcMar>
               <w:top w:w="150" w:type="dxa"/>
               <w:left w:w="240" w:type="dxa"/>
@@ -15518,7 +15645,7 @@
       <w:tr>
         <w:tc>
           <w:tcPr>
-            <w:tcW w:w="0" w:type="auto"/>
+            <w:tcW w:w="2520" w:type="dxa"/>
             <w:tcMar>
               <w:top w:w="150" w:type="dxa"/>
               <w:left w:w="0" w:type="dxa"/>
@@ -15549,7 +15676,7 @@
         </w:tc>
         <w:tc>
           <w:tcPr>
-            <w:tcW w:w="0" w:type="auto"/>
+            <w:tcW w:w="7830" w:type="dxa"/>
             <w:tcMar>
               <w:top w:w="150" w:type="dxa"/>
               <w:left w:w="240" w:type="dxa"/>
@@ -15582,7 +15709,7 @@
       <w:tr>
         <w:tc>
           <w:tcPr>
-            <w:tcW w:w="0" w:type="auto"/>
+            <w:tcW w:w="2520" w:type="dxa"/>
             <w:tcMar>
               <w:top w:w="150" w:type="dxa"/>
               <w:left w:w="0" w:type="dxa"/>
@@ -15613,7 +15740,7 @@
         </w:tc>
         <w:tc>
           <w:tcPr>
-            <w:tcW w:w="0" w:type="auto"/>
+            <w:tcW w:w="7830" w:type="dxa"/>
             <w:tcMar>
               <w:top w:w="150" w:type="dxa"/>
               <w:left w:w="240" w:type="dxa"/>
@@ -15646,7 +15773,7 @@
       <w:tr>
         <w:tc>
           <w:tcPr>
-            <w:tcW w:w="0" w:type="auto"/>
+            <w:tcW w:w="2520" w:type="dxa"/>
             <w:tcMar>
               <w:top w:w="150" w:type="dxa"/>
               <w:left w:w="0" w:type="dxa"/>
@@ -15677,7 +15804,7 @@
         </w:tc>
         <w:tc>
           <w:tcPr>
-            <w:tcW w:w="0" w:type="auto"/>
+            <w:tcW w:w="7830" w:type="dxa"/>
             <w:tcMar>
               <w:top w:w="150" w:type="dxa"/>
               <w:left w:w="240" w:type="dxa"/>
@@ -15710,7 +15837,7 @@
       <w:tr>
         <w:tc>
           <w:tcPr>
-            <w:tcW w:w="0" w:type="auto"/>
+            <w:tcW w:w="2520" w:type="dxa"/>
             <w:tcMar>
               <w:top w:w="150" w:type="dxa"/>
               <w:left w:w="0" w:type="dxa"/>
@@ -15741,7 +15868,7 @@
         </w:tc>
         <w:tc>
           <w:tcPr>
-            <w:tcW w:w="0" w:type="auto"/>
+            <w:tcW w:w="7830" w:type="dxa"/>
             <w:tcMar>
               <w:top w:w="150" w:type="dxa"/>
               <w:left w:w="240" w:type="dxa"/>
@@ -15774,7 +15901,7 @@
       <w:tr>
         <w:tc>
           <w:tcPr>
-            <w:tcW w:w="0" w:type="auto"/>
+            <w:tcW w:w="2520" w:type="dxa"/>
             <w:tcMar>
               <w:top w:w="150" w:type="dxa"/>
               <w:left w:w="0" w:type="dxa"/>
@@ -15805,7 +15932,7 @@
         </w:tc>
         <w:tc>
           <w:tcPr>
-            <w:tcW w:w="0" w:type="auto"/>
+            <w:tcW w:w="7830" w:type="dxa"/>
             <w:tcMar>
               <w:top w:w="150" w:type="dxa"/>
               <w:left w:w="240" w:type="dxa"/>
@@ -15838,7 +15965,7 @@
       <w:tr>
         <w:tc>
           <w:tcPr>
-            <w:tcW w:w="0" w:type="auto"/>
+            <w:tcW w:w="2520" w:type="dxa"/>
             <w:tcMar>
               <w:top w:w="150" w:type="dxa"/>
               <w:left w:w="0" w:type="dxa"/>
@@ -15869,7 +15996,7 @@
         </w:tc>
         <w:tc>
           <w:tcPr>
-            <w:tcW w:w="0" w:type="auto"/>
+            <w:tcW w:w="7830" w:type="dxa"/>
             <w:tcMar>
               <w:top w:w="150" w:type="dxa"/>
               <w:left w:w="240" w:type="dxa"/>
@@ -15902,7 +16029,7 @@
       <w:tr>
         <w:tc>
           <w:tcPr>
-            <w:tcW w:w="0" w:type="auto"/>
+            <w:tcW w:w="2520" w:type="dxa"/>
             <w:tcMar>
               <w:top w:w="150" w:type="dxa"/>
               <w:left w:w="0" w:type="dxa"/>
@@ -15927,14 +16054,13 @@
                 <w:sz w:val="23"/>
                 <w:szCs w:val="23"/>
               </w:rPr>
-              <w:lastRenderedPageBreak/>
               <w:t>Functional group</w:t>
             </w:r>
           </w:p>
         </w:tc>
         <w:tc>
           <w:tcPr>
-            <w:tcW w:w="0" w:type="auto"/>
+            <w:tcW w:w="7830" w:type="dxa"/>
             <w:tcMar>
               <w:top w:w="150" w:type="dxa"/>
               <w:left w:w="240" w:type="dxa"/>
@@ -15967,7 +16093,7 @@
       <w:tr>
         <w:tc>
           <w:tcPr>
-            <w:tcW w:w="0" w:type="auto"/>
+            <w:tcW w:w="2520" w:type="dxa"/>
             <w:tcMar>
               <w:top w:w="150" w:type="dxa"/>
               <w:left w:w="0" w:type="dxa"/>
@@ -15998,7 +16124,7 @@
         </w:tc>
         <w:tc>
           <w:tcPr>
-            <w:tcW w:w="0" w:type="auto"/>
+            <w:tcW w:w="7830" w:type="dxa"/>
             <w:tcMar>
               <w:top w:w="150" w:type="dxa"/>
               <w:left w:w="240" w:type="dxa"/>
@@ -16031,7 +16157,7 @@
       <w:tr>
         <w:tc>
           <w:tcPr>
-            <w:tcW w:w="0" w:type="auto"/>
+            <w:tcW w:w="2520" w:type="dxa"/>
             <w:tcMar>
               <w:top w:w="150" w:type="dxa"/>
               <w:left w:w="0" w:type="dxa"/>
@@ -16062,7 +16188,7 @@
         </w:tc>
         <w:tc>
           <w:tcPr>
-            <w:tcW w:w="0" w:type="auto"/>
+            <w:tcW w:w="7830" w:type="dxa"/>
             <w:tcMar>
               <w:top w:w="150" w:type="dxa"/>
               <w:left w:w="240" w:type="dxa"/>
@@ -16095,7 +16221,7 @@
       <w:tr>
         <w:tc>
           <w:tcPr>
-            <w:tcW w:w="0" w:type="auto"/>
+            <w:tcW w:w="2520" w:type="dxa"/>
             <w:tcMar>
               <w:top w:w="150" w:type="dxa"/>
               <w:left w:w="0" w:type="dxa"/>
@@ -16126,7 +16252,7 @@
         </w:tc>
         <w:tc>
           <w:tcPr>
-            <w:tcW w:w="0" w:type="auto"/>
+            <w:tcW w:w="7830" w:type="dxa"/>
             <w:tcMar>
               <w:top w:w="150" w:type="dxa"/>
               <w:left w:w="240" w:type="dxa"/>
@@ -16159,7 +16285,7 @@
       <w:tr>
         <w:tc>
           <w:tcPr>
-            <w:tcW w:w="0" w:type="auto"/>
+            <w:tcW w:w="2520" w:type="dxa"/>
             <w:tcMar>
               <w:top w:w="150" w:type="dxa"/>
               <w:left w:w="0" w:type="dxa"/>
@@ -16184,13 +16310,14 @@
                 <w:sz w:val="23"/>
                 <w:szCs w:val="23"/>
               </w:rPr>
+              <w:lastRenderedPageBreak/>
               <w:t>Protein</w:t>
             </w:r>
           </w:p>
         </w:tc>
         <w:tc>
           <w:tcPr>
-            <w:tcW w:w="0" w:type="auto"/>
+            <w:tcW w:w="7830" w:type="dxa"/>
             <w:tcMar>
               <w:top w:w="150" w:type="dxa"/>
               <w:left w:w="240" w:type="dxa"/>
@@ -16223,7 +16350,7 @@
       <w:tr>
         <w:tc>
           <w:tcPr>
-            <w:tcW w:w="0" w:type="auto"/>
+            <w:tcW w:w="2520" w:type="dxa"/>
             <w:tcMar>
               <w:top w:w="150" w:type="dxa"/>
               <w:left w:w="0" w:type="dxa"/>
@@ -16254,7 +16381,7 @@
         </w:tc>
         <w:tc>
           <w:tcPr>
-            <w:tcW w:w="0" w:type="auto"/>
+            <w:tcW w:w="7830" w:type="dxa"/>
             <w:tcMar>
               <w:top w:w="150" w:type="dxa"/>
               <w:left w:w="240" w:type="dxa"/>
@@ -16287,7 +16414,7 @@
       <w:tr>
         <w:tc>
           <w:tcPr>
-            <w:tcW w:w="0" w:type="auto"/>
+            <w:tcW w:w="2520" w:type="dxa"/>
             <w:tcMar>
               <w:top w:w="150" w:type="dxa"/>
               <w:left w:w="0" w:type="dxa"/>
@@ -16318,7 +16445,7 @@
         </w:tc>
         <w:tc>
           <w:tcPr>
-            <w:tcW w:w="0" w:type="auto"/>
+            <w:tcW w:w="7830" w:type="dxa"/>
             <w:tcMar>
               <w:top w:w="150" w:type="dxa"/>
               <w:left w:w="240" w:type="dxa"/>
@@ -16351,7 +16478,7 @@
       <w:tr>
         <w:tc>
           <w:tcPr>
-            <w:tcW w:w="0" w:type="auto"/>
+            <w:tcW w:w="2520" w:type="dxa"/>
             <w:tcMar>
               <w:top w:w="150" w:type="dxa"/>
               <w:left w:w="0" w:type="dxa"/>
@@ -16382,7 +16509,7 @@
         </w:tc>
         <w:tc>
           <w:tcPr>
-            <w:tcW w:w="0" w:type="auto"/>
+            <w:tcW w:w="7830" w:type="dxa"/>
             <w:tcMar>
               <w:top w:w="150" w:type="dxa"/>
               <w:left w:w="240" w:type="dxa"/>
@@ -16415,7 +16542,7 @@
       <w:tr>
         <w:tc>
           <w:tcPr>
-            <w:tcW w:w="0" w:type="auto"/>
+            <w:tcW w:w="2520" w:type="dxa"/>
             <w:tcMar>
               <w:top w:w="150" w:type="dxa"/>
               <w:left w:w="0" w:type="dxa"/>
@@ -16446,7 +16573,7 @@
         </w:tc>
         <w:tc>
           <w:tcPr>
-            <w:tcW w:w="0" w:type="auto"/>
+            <w:tcW w:w="7830" w:type="dxa"/>
             <w:tcMar>
               <w:top w:w="150" w:type="dxa"/>
               <w:left w:w="240" w:type="dxa"/>
@@ -16479,7 +16606,7 @@
       <w:tr>
         <w:tc>
           <w:tcPr>
-            <w:tcW w:w="0" w:type="auto"/>
+            <w:tcW w:w="2520" w:type="dxa"/>
             <w:tcMar>
               <w:top w:w="150" w:type="dxa"/>
               <w:left w:w="0" w:type="dxa"/>
@@ -16510,7 +16637,7 @@
         </w:tc>
         <w:tc>
           <w:tcPr>
-            <w:tcW w:w="0" w:type="auto"/>
+            <w:tcW w:w="7830" w:type="dxa"/>
             <w:tcMar>
               <w:top w:w="150" w:type="dxa"/>
               <w:left w:w="240" w:type="dxa"/>
@@ -16543,7 +16670,7 @@
       <w:tr>
         <w:tc>
           <w:tcPr>
-            <w:tcW w:w="0" w:type="auto"/>
+            <w:tcW w:w="2520" w:type="dxa"/>
             <w:tcMar>
               <w:top w:w="150" w:type="dxa"/>
               <w:left w:w="0" w:type="dxa"/>
@@ -16574,7 +16701,7 @@
         </w:tc>
         <w:tc>
           <w:tcPr>
-            <w:tcW w:w="0" w:type="auto"/>
+            <w:tcW w:w="7830" w:type="dxa"/>
             <w:tcMar>
               <w:top w:w="150" w:type="dxa"/>
               <w:left w:w="240" w:type="dxa"/>
@@ -16607,7 +16734,7 @@
       <w:tr>
         <w:tc>
           <w:tcPr>
-            <w:tcW w:w="0" w:type="auto"/>
+            <w:tcW w:w="2520" w:type="dxa"/>
             <w:tcMar>
               <w:top w:w="150" w:type="dxa"/>
               <w:left w:w="0" w:type="dxa"/>
@@ -16638,7 +16765,7 @@
         </w:tc>
         <w:tc>
           <w:tcPr>
-            <w:tcW w:w="0" w:type="auto"/>
+            <w:tcW w:w="7830" w:type="dxa"/>
             <w:tcMar>
               <w:top w:w="150" w:type="dxa"/>
               <w:left w:w="240" w:type="dxa"/>
@@ -16669,6 +16796,16 @@
         </w:tc>
       </w:tr>
     </w:tbl>
+    <w:p>
+      <w:pPr>
+        <w:spacing w:before="480" w:after="480"/>
+      </w:pPr>
+    </w:p>
+    <w:p>
+      <w:r>
+        <w:br w:type="page"/>
+      </w:r>
+    </w:p>
     <w:p>
       <w:pPr>
         <w:spacing w:before="480" w:after="480"/>
@@ -16679,6 +16816,7 @@
         </w:rPr>
       </w:pPr>
       <w:r>
+        <w:lastRenderedPageBreak/>
         <w:pict>
           <v:rect id="_x0000_i1031" style="width:0;height:.75pt" o:hralign="center" o:hrstd="t" o:hr="t" fillcolor="#a0a0a0" stroked="f"/>
         </w:pict>
@@ -16703,24 +16841,7 @@
           <w:sz w:val="33"/>
           <w:szCs w:val="33"/>
         </w:rPr>
-        <w:lastRenderedPageBreak/>
         <w:t>Review Questions</w:t>
-      </w:r>
-    </w:p>
-    <w:p>
-      <w:pPr>
-        <w:rPr>
-          <w:rFonts w:ascii="Times New Roman" w:hAnsi="Times New Roman" w:cs="Times New Roman"/>
-          <w:sz w:val="24"/>
-          <w:szCs w:val="24"/>
-        </w:rPr>
-      </w:pPr>
-      <w:r>
-        <w:rPr>
-          <w:rFonts w:ascii="Segoe UI" w:hAnsi="Segoe UI" w:cs="Segoe UI"/>
-          <w:color w:val="0F1115"/>
-        </w:rPr>
-        <w:br/>
       </w:r>
     </w:p>
     <w:p>
@@ -16751,20 +16872,6 @@
     </w:p>
     <w:p>
       <w:pPr>
-        <w:rPr>
-          <w:rFonts w:ascii="Times New Roman" w:hAnsi="Times New Roman" w:cs="Times New Roman"/>
-        </w:rPr>
-      </w:pPr>
-      <w:r>
-        <w:rPr>
-          <w:rFonts w:ascii="Segoe UI" w:hAnsi="Segoe UI" w:cs="Segoe UI"/>
-          <w:color w:val="0F1115"/>
-        </w:rPr>
-        <w:br/>
-      </w:r>
-    </w:p>
-    <w:p>
-      <w:pPr>
         <w:pStyle w:val="ds-markdown-paragraph"/>
         <w:shd w:val="clear" w:color="auto" w:fill="FFFFFF"/>
         <w:spacing w:before="240" w:beforeAutospacing="0" w:after="240" w:afterAutospacing="0"/>
@@ -16787,20 +16894,6 @@
           <w:color w:val="0F1115"/>
         </w:rPr>
         <w:t xml:space="preserve"> Differentiate alkanes, alkenes, and alkynes based on their general formula, bonding pattern, and functional group.</w:t>
-      </w:r>
-    </w:p>
-    <w:p>
-      <w:pPr>
-        <w:rPr>
-          <w:rFonts w:ascii="Times New Roman" w:hAnsi="Times New Roman" w:cs="Times New Roman"/>
-        </w:rPr>
-      </w:pPr>
-      <w:r>
-        <w:rPr>
-          <w:rFonts w:ascii="Segoe UI" w:hAnsi="Segoe UI" w:cs="Segoe UI"/>
-          <w:color w:val="0F1115"/>
-        </w:rPr>
-        <w:br/>
       </w:r>
     </w:p>
     <w:p>
@@ -17002,7 +17095,7 @@
           </w:tcPr>
           <w:p>
             <w:pPr>
-              <w:spacing w:line="375" w:lineRule="atLeast"/>
+              <w:spacing w:after="0" w:line="375" w:lineRule="atLeast"/>
               <w:rPr>
                 <w:rFonts w:ascii="Segoe UI" w:hAnsi="Segoe UI" w:cs="Segoe UI"/>
                 <w:sz w:val="23"/>
@@ -17033,7 +17126,7 @@
           </w:tcPr>
           <w:p>
             <w:pPr>
-              <w:spacing w:line="375" w:lineRule="atLeast"/>
+              <w:spacing w:after="0" w:line="375" w:lineRule="atLeast"/>
               <w:rPr>
                 <w:rFonts w:ascii="Segoe UI" w:hAnsi="Segoe UI" w:cs="Segoe UI"/>
                 <w:sz w:val="23"/>
@@ -17056,7 +17149,7 @@
           </w:tcPr>
           <w:p>
             <w:pPr>
-              <w:spacing w:line="375" w:lineRule="atLeast"/>
+              <w:spacing w:after="0" w:line="375" w:lineRule="atLeast"/>
               <w:rPr>
                 <w:rFonts w:ascii="Segoe UI" w:hAnsi="Segoe UI" w:cs="Segoe UI"/>
                 <w:sz w:val="23"/>
@@ -17079,7 +17172,7 @@
           </w:tcPr>
           <w:p>
             <w:pPr>
-              <w:spacing w:line="375" w:lineRule="atLeast"/>
+              <w:spacing w:after="0" w:line="375" w:lineRule="atLeast"/>
               <w:rPr>
                 <w:rFonts w:ascii="Segoe UI" w:hAnsi="Segoe UI" w:cs="Segoe UI"/>
                 <w:sz w:val="23"/>
@@ -17104,7 +17197,7 @@
           </w:tcPr>
           <w:p>
             <w:pPr>
-              <w:spacing w:line="375" w:lineRule="atLeast"/>
+              <w:spacing w:after="0" w:line="375" w:lineRule="atLeast"/>
               <w:rPr>
                 <w:rFonts w:ascii="Segoe UI" w:hAnsi="Segoe UI" w:cs="Segoe UI"/>
                 <w:sz w:val="23"/>
@@ -17135,7 +17228,7 @@
           </w:tcPr>
           <w:p>
             <w:pPr>
-              <w:spacing w:line="375" w:lineRule="atLeast"/>
+              <w:spacing w:after="0" w:line="375" w:lineRule="atLeast"/>
               <w:rPr>
                 <w:rFonts w:ascii="Segoe UI" w:hAnsi="Segoe UI" w:cs="Segoe UI"/>
                 <w:sz w:val="23"/>
@@ -17158,7 +17251,7 @@
           </w:tcPr>
           <w:p>
             <w:pPr>
-              <w:spacing w:line="375" w:lineRule="atLeast"/>
+              <w:spacing w:after="0" w:line="375" w:lineRule="atLeast"/>
               <w:rPr>
                 <w:rFonts w:ascii="Segoe UI" w:hAnsi="Segoe UI" w:cs="Segoe UI"/>
                 <w:sz w:val="23"/>
@@ -17181,7 +17274,7 @@
           </w:tcPr>
           <w:p>
             <w:pPr>
-              <w:spacing w:line="375" w:lineRule="atLeast"/>
+              <w:spacing w:after="0" w:line="375" w:lineRule="atLeast"/>
               <w:rPr>
                 <w:rFonts w:ascii="Segoe UI" w:hAnsi="Segoe UI" w:cs="Segoe UI"/>
                 <w:sz w:val="23"/>
@@ -17206,7 +17299,7 @@
           </w:tcPr>
           <w:p>
             <w:pPr>
-              <w:spacing w:line="375" w:lineRule="atLeast"/>
+              <w:spacing w:after="0" w:line="375" w:lineRule="atLeast"/>
               <w:rPr>
                 <w:rFonts w:ascii="Segoe UI" w:hAnsi="Segoe UI" w:cs="Segoe UI"/>
                 <w:sz w:val="23"/>
@@ -17237,7 +17330,7 @@
           </w:tcPr>
           <w:p>
             <w:pPr>
-              <w:spacing w:line="375" w:lineRule="atLeast"/>
+              <w:spacing w:after="0" w:line="375" w:lineRule="atLeast"/>
               <w:rPr>
                 <w:rFonts w:ascii="Segoe UI" w:hAnsi="Segoe UI" w:cs="Segoe UI"/>
                 <w:sz w:val="23"/>
@@ -17260,7 +17353,7 @@
           </w:tcPr>
           <w:p>
             <w:pPr>
-              <w:spacing w:line="375" w:lineRule="atLeast"/>
+              <w:spacing w:after="0" w:line="375" w:lineRule="atLeast"/>
               <w:rPr>
                 <w:rFonts w:ascii="Segoe UI" w:hAnsi="Segoe UI" w:cs="Segoe UI"/>
                 <w:sz w:val="23"/>
@@ -17283,7 +17376,7 @@
           </w:tcPr>
           <w:p>
             <w:pPr>
-              <w:spacing w:line="375" w:lineRule="atLeast"/>
+              <w:spacing w:after="0" w:line="375" w:lineRule="atLeast"/>
               <w:rPr>
                 <w:rFonts w:ascii="Segoe UI" w:hAnsi="Segoe UI" w:cs="Segoe UI"/>
                 <w:sz w:val="23"/>
@@ -17308,7 +17401,7 @@
           </w:tcPr>
           <w:p>
             <w:pPr>
-              <w:spacing w:line="375" w:lineRule="atLeast"/>
+              <w:spacing w:after="0" w:line="375" w:lineRule="atLeast"/>
               <w:rPr>
                 <w:rFonts w:ascii="Segoe UI" w:hAnsi="Segoe UI" w:cs="Segoe UI"/>
                 <w:sz w:val="23"/>
@@ -17339,7 +17432,7 @@
           </w:tcPr>
           <w:p>
             <w:pPr>
-              <w:spacing w:line="375" w:lineRule="atLeast"/>
+              <w:spacing w:after="0" w:line="375" w:lineRule="atLeast"/>
               <w:rPr>
                 <w:rFonts w:ascii="Segoe UI" w:hAnsi="Segoe UI" w:cs="Segoe UI"/>
                 <w:sz w:val="23"/>
@@ -17362,7 +17455,7 @@
           </w:tcPr>
           <w:p>
             <w:pPr>
-              <w:spacing w:line="375" w:lineRule="atLeast"/>
+              <w:spacing w:after="0" w:line="375" w:lineRule="atLeast"/>
               <w:rPr>
                 <w:rFonts w:ascii="Segoe UI" w:hAnsi="Segoe UI" w:cs="Segoe UI"/>
                 <w:sz w:val="23"/>
@@ -17385,7 +17478,7 @@
           </w:tcPr>
           <w:p>
             <w:pPr>
-              <w:spacing w:line="375" w:lineRule="atLeast"/>
+              <w:spacing w:after="0" w:line="375" w:lineRule="atLeast"/>
               <w:rPr>
                 <w:rFonts w:ascii="Segoe UI" w:hAnsi="Segoe UI" w:cs="Segoe UI"/>
                 <w:sz w:val="23"/>
@@ -17410,7 +17503,7 @@
           </w:tcPr>
           <w:p>
             <w:pPr>
-              <w:spacing w:line="375" w:lineRule="atLeast"/>
+              <w:spacing w:after="0" w:line="375" w:lineRule="atLeast"/>
               <w:rPr>
                 <w:rFonts w:ascii="Segoe UI" w:hAnsi="Segoe UI" w:cs="Segoe UI"/>
                 <w:sz w:val="23"/>
@@ -17441,7 +17534,7 @@
           </w:tcPr>
           <w:p>
             <w:pPr>
-              <w:spacing w:line="375" w:lineRule="atLeast"/>
+              <w:spacing w:after="0" w:line="375" w:lineRule="atLeast"/>
               <w:rPr>
                 <w:rFonts w:ascii="Segoe UI" w:hAnsi="Segoe UI" w:cs="Segoe UI"/>
                 <w:sz w:val="23"/>
@@ -17464,7 +17557,7 @@
           </w:tcPr>
           <w:p>
             <w:pPr>
-              <w:spacing w:line="375" w:lineRule="atLeast"/>
+              <w:spacing w:after="0" w:line="375" w:lineRule="atLeast"/>
               <w:rPr>
                 <w:rFonts w:ascii="Segoe UI" w:hAnsi="Segoe UI" w:cs="Segoe UI"/>
                 <w:sz w:val="23"/>
@@ -17487,7 +17580,7 @@
           </w:tcPr>
           <w:p>
             <w:pPr>
-              <w:spacing w:line="375" w:lineRule="atLeast"/>
+              <w:spacing w:after="0" w:line="375" w:lineRule="atLeast"/>
               <w:rPr>
                 <w:rFonts w:ascii="Segoe UI" w:hAnsi="Segoe UI" w:cs="Segoe UI"/>
                 <w:sz w:val="23"/>
@@ -17498,20 +17591,6 @@
         </w:tc>
       </w:tr>
     </w:tbl>
-    <w:p>
-      <w:pPr>
-        <w:rPr>
-          <w:rFonts w:ascii="Times New Roman" w:hAnsi="Times New Roman" w:cs="Times New Roman"/>
-        </w:rPr>
-      </w:pPr>
-      <w:r>
-        <w:rPr>
-          <w:rFonts w:ascii="Segoe UI" w:hAnsi="Segoe UI" w:cs="Segoe UI"/>
-          <w:color w:val="0F1115"/>
-        </w:rPr>
-        <w:br/>
-      </w:r>
-    </w:p>
     <w:p>
       <w:pPr>
         <w:pStyle w:val="ds-markdown-paragraph"/>
@@ -17546,8 +17625,12 @@
           <w:numId w:val="38"/>
         </w:numPr>
         <w:shd w:val="clear" w:color="auto" w:fill="FFFFFF"/>
+        <w:tabs>
+          <w:tab w:val="clear" w:pos="720"/>
+          <w:tab w:val="num" w:pos="360"/>
+        </w:tabs>
         <w:spacing w:after="0" w:afterAutospacing="0"/>
-        <w:ind w:left="0"/>
+        <w:ind w:left="0" w:firstLine="0"/>
         <w:rPr>
           <w:rFonts w:ascii="Segoe UI" w:hAnsi="Segoe UI" w:cs="Segoe UI"/>
           <w:color w:val="0F1115"/>
@@ -17558,7 +17641,6 @@
           <w:rFonts w:ascii="Segoe UI" w:hAnsi="Segoe UI" w:cs="Segoe UI"/>
           <w:color w:val="0F1115"/>
         </w:rPr>
-        <w:lastRenderedPageBreak/>
         <w:t>(a) Carbohydrates</w:t>
       </w:r>
     </w:p>
@@ -17570,8 +17652,12 @@
           <w:numId w:val="38"/>
         </w:numPr>
         <w:shd w:val="clear" w:color="auto" w:fill="FFFFFF"/>
+        <w:tabs>
+          <w:tab w:val="clear" w:pos="720"/>
+          <w:tab w:val="num" w:pos="360"/>
+        </w:tabs>
         <w:spacing w:after="0" w:afterAutospacing="0"/>
-        <w:ind w:left="0"/>
+        <w:ind w:left="0" w:firstLine="0"/>
         <w:rPr>
           <w:rFonts w:ascii="Segoe UI" w:hAnsi="Segoe UI" w:cs="Segoe UI"/>
           <w:color w:val="0F1115"/>
@@ -17593,8 +17679,12 @@
           <w:numId w:val="38"/>
         </w:numPr>
         <w:shd w:val="clear" w:color="auto" w:fill="FFFFFF"/>
+        <w:tabs>
+          <w:tab w:val="clear" w:pos="720"/>
+          <w:tab w:val="num" w:pos="360"/>
+        </w:tabs>
         <w:spacing w:after="0" w:afterAutospacing="0"/>
-        <w:ind w:left="0"/>
+        <w:ind w:left="0" w:firstLine="0"/>
         <w:rPr>
           <w:rFonts w:ascii="Segoe UI" w:hAnsi="Segoe UI" w:cs="Segoe UI"/>
           <w:color w:val="0F1115"/>
@@ -17616,8 +17706,12 @@
           <w:numId w:val="38"/>
         </w:numPr>
         <w:shd w:val="clear" w:color="auto" w:fill="FFFFFF"/>
+        <w:tabs>
+          <w:tab w:val="clear" w:pos="720"/>
+          <w:tab w:val="num" w:pos="360"/>
+        </w:tabs>
         <w:spacing w:after="0" w:afterAutospacing="0"/>
-        <w:ind w:left="0"/>
+        <w:ind w:left="0" w:firstLine="0"/>
         <w:rPr>
           <w:rFonts w:ascii="Segoe UI" w:hAnsi="Segoe UI" w:cs="Segoe UI"/>
           <w:color w:val="0F1115"/>
@@ -17634,7 +17728,8 @@
     <w:p>
       <w:pPr>
         <w:rPr>
-          <w:rFonts w:ascii="Times New Roman" w:hAnsi="Times New Roman" w:cs="Times New Roman"/>
+          <w:rFonts w:ascii="Segoe UI" w:hAnsi="Segoe UI" w:cs="Segoe UI"/>
+          <w:color w:val="0F1115"/>
         </w:rPr>
       </w:pPr>
       <w:r>
@@ -17644,17 +17739,6 @@
         </w:rPr>
         <w:br/>
       </w:r>
-    </w:p>
-    <w:p>
-      <w:pPr>
-        <w:pStyle w:val="ds-markdown-paragraph"/>
-        <w:shd w:val="clear" w:color="auto" w:fill="FFFFFF"/>
-        <w:spacing w:before="240" w:beforeAutospacing="0" w:after="240" w:afterAutospacing="0"/>
-        <w:rPr>
-          <w:rFonts w:ascii="Segoe UI" w:hAnsi="Segoe UI" w:cs="Segoe UI"/>
-          <w:color w:val="0F1115"/>
-        </w:rPr>
-      </w:pPr>
       <w:r>
         <w:rPr>
           <w:rStyle w:val="Strong"/>
@@ -17674,15 +17758,20 @@
     <w:p>
       <w:pPr>
         <w:rPr>
-          <w:rFonts w:ascii="Times New Roman" w:hAnsi="Times New Roman" w:cs="Times New Roman"/>
+          <w:rStyle w:val="Strong"/>
+          <w:rFonts w:ascii="Segoe UI" w:eastAsia="Times New Roman" w:hAnsi="Segoe UI" w:cs="Segoe UI"/>
+          <w:color w:val="0F1115"/>
+          <w:sz w:val="24"/>
+          <w:szCs w:val="24"/>
         </w:rPr>
       </w:pPr>
       <w:r>
         <w:rPr>
+          <w:rStyle w:val="Strong"/>
           <w:rFonts w:ascii="Segoe UI" w:hAnsi="Segoe UI" w:cs="Segoe UI"/>
           <w:color w:val="0F1115"/>
         </w:rPr>
-        <w:br/>
+        <w:br w:type="page"/>
       </w:r>
     </w:p>
     <w:p>
@@ -17701,6 +17790,7 @@
           <w:rFonts w:ascii="Segoe UI" w:hAnsi="Segoe UI" w:cs="Segoe UI"/>
           <w:color w:val="0F1115"/>
         </w:rPr>
+        <w:lastRenderedPageBreak/>
         <w:t>6.</w:t>
       </w:r>
       <w:r>
@@ -17719,8 +17809,12 @@
           <w:numId w:val="39"/>
         </w:numPr>
         <w:shd w:val="clear" w:color="auto" w:fill="FFFFFF"/>
+        <w:tabs>
+          <w:tab w:val="clear" w:pos="720"/>
+          <w:tab w:val="num" w:pos="360"/>
+        </w:tabs>
         <w:spacing w:after="0" w:afterAutospacing="0"/>
-        <w:ind w:left="0"/>
+        <w:ind w:left="0" w:firstLine="0"/>
         <w:rPr>
           <w:rFonts w:ascii="Segoe UI" w:hAnsi="Segoe UI" w:cs="Segoe UI"/>
           <w:color w:val="0F1115"/>
@@ -17742,8 +17836,12 @@
           <w:numId w:val="39"/>
         </w:numPr>
         <w:shd w:val="clear" w:color="auto" w:fill="FFFFFF"/>
+        <w:tabs>
+          <w:tab w:val="clear" w:pos="720"/>
+          <w:tab w:val="num" w:pos="360"/>
+        </w:tabs>
         <w:spacing w:after="0" w:afterAutospacing="0"/>
-        <w:ind w:left="0"/>
+        <w:ind w:left="0" w:firstLine="0"/>
         <w:rPr>
           <w:rFonts w:ascii="Segoe UI" w:hAnsi="Segoe UI" w:cs="Segoe UI"/>
           <w:color w:val="0F1115"/>
@@ -17765,8 +17863,12 @@
           <w:numId w:val="39"/>
         </w:numPr>
         <w:shd w:val="clear" w:color="auto" w:fill="FFFFFF"/>
+        <w:tabs>
+          <w:tab w:val="clear" w:pos="720"/>
+          <w:tab w:val="num" w:pos="360"/>
+        </w:tabs>
         <w:spacing w:after="0" w:afterAutospacing="0"/>
-        <w:ind w:left="0"/>
+        <w:ind w:left="0" w:firstLine="0"/>
         <w:rPr>
           <w:rFonts w:ascii="Segoe UI" w:hAnsi="Segoe UI" w:cs="Segoe UI"/>
           <w:color w:val="0F1115"/>
@@ -17788,8 +17890,12 @@
           <w:numId w:val="39"/>
         </w:numPr>
         <w:shd w:val="clear" w:color="auto" w:fill="FFFFFF"/>
+        <w:tabs>
+          <w:tab w:val="clear" w:pos="720"/>
+          <w:tab w:val="num" w:pos="360"/>
+        </w:tabs>
         <w:spacing w:after="0" w:afterAutospacing="0"/>
-        <w:ind w:left="0"/>
+        <w:ind w:left="0" w:firstLine="0"/>
         <w:rPr>
           <w:rFonts w:ascii="Segoe UI" w:hAnsi="Segoe UI" w:cs="Segoe UI"/>
           <w:color w:val="0F1115"/>
@@ -17806,7 +17912,8 @@
     <w:p>
       <w:pPr>
         <w:rPr>
-          <w:rFonts w:ascii="Times New Roman" w:hAnsi="Times New Roman" w:cs="Times New Roman"/>
+          <w:rFonts w:ascii="Segoe UI" w:hAnsi="Segoe UI" w:cs="Segoe UI"/>
+          <w:color w:val="0F1115"/>
         </w:rPr>
       </w:pPr>
       <w:r>
@@ -17816,17 +17923,6 @@
         </w:rPr>
         <w:br/>
       </w:r>
-    </w:p>
-    <w:p>
-      <w:pPr>
-        <w:pStyle w:val="ds-markdown-paragraph"/>
-        <w:shd w:val="clear" w:color="auto" w:fill="FFFFFF"/>
-        <w:spacing w:before="240" w:beforeAutospacing="0" w:after="240" w:afterAutospacing="0"/>
-        <w:rPr>
-          <w:rFonts w:ascii="Segoe UI" w:hAnsi="Segoe UI" w:cs="Segoe UI"/>
-          <w:color w:val="0F1115"/>
-        </w:rPr>
-      </w:pPr>
       <w:r>
         <w:rPr>
           <w:rStyle w:val="Strong"/>
@@ -17845,20 +17941,6 @@
     </w:p>
     <w:p>
       <w:pPr>
-        <w:rPr>
-          <w:rFonts w:ascii="Times New Roman" w:hAnsi="Times New Roman" w:cs="Times New Roman"/>
-        </w:rPr>
-      </w:pPr>
-      <w:r>
-        <w:rPr>
-          <w:rFonts w:ascii="Segoe UI" w:hAnsi="Segoe UI" w:cs="Segoe UI"/>
-          <w:color w:val="0F1115"/>
-        </w:rPr>
-        <w:br/>
-      </w:r>
-    </w:p>
-    <w:p>
-      <w:pPr>
         <w:pStyle w:val="ds-markdown-paragraph"/>
         <w:shd w:val="clear" w:color="auto" w:fill="FFFFFF"/>
         <w:spacing w:before="240" w:beforeAutospacing="0" w:after="240" w:afterAutospacing="0"/>
@@ -17909,8 +17991,12 @@
           <w:numId w:val="40"/>
         </w:numPr>
         <w:shd w:val="clear" w:color="auto" w:fill="FFFFFF"/>
+        <w:tabs>
+          <w:tab w:val="clear" w:pos="720"/>
+          <w:tab w:val="num" w:pos="360"/>
+        </w:tabs>
         <w:spacing w:after="0" w:afterAutospacing="0"/>
-        <w:ind w:left="0"/>
+        <w:ind w:left="0" w:firstLine="0"/>
         <w:rPr>
           <w:rFonts w:ascii="Segoe UI" w:hAnsi="Segoe UI" w:cs="Segoe UI"/>
           <w:color w:val="0F1115"/>
@@ -17932,8 +18018,12 @@
           <w:numId w:val="40"/>
         </w:numPr>
         <w:shd w:val="clear" w:color="auto" w:fill="FFFFFF"/>
+        <w:tabs>
+          <w:tab w:val="clear" w:pos="720"/>
+          <w:tab w:val="num" w:pos="360"/>
+        </w:tabs>
         <w:spacing w:after="0" w:afterAutospacing="0"/>
-        <w:ind w:left="0"/>
+        <w:ind w:left="0" w:firstLine="0"/>
         <w:rPr>
           <w:rFonts w:ascii="Segoe UI" w:hAnsi="Segoe UI" w:cs="Segoe UI"/>
           <w:color w:val="0F1115"/>
@@ -17955,8 +18045,12 @@
           <w:numId w:val="40"/>
         </w:numPr>
         <w:shd w:val="clear" w:color="auto" w:fill="FFFFFF"/>
+        <w:tabs>
+          <w:tab w:val="clear" w:pos="720"/>
+          <w:tab w:val="num" w:pos="360"/>
+        </w:tabs>
         <w:spacing w:after="0" w:afterAutospacing="0"/>
-        <w:ind w:left="0"/>
+        <w:ind w:left="0" w:firstLine="0"/>
         <w:rPr>
           <w:rFonts w:ascii="Segoe UI" w:hAnsi="Segoe UI" w:cs="Segoe UI"/>
           <w:color w:val="0F1115"/>
@@ -17973,7 +18067,8 @@
     <w:p>
       <w:pPr>
         <w:rPr>
-          <w:rFonts w:ascii="Times New Roman" w:hAnsi="Times New Roman" w:cs="Times New Roman"/>
+          <w:rFonts w:ascii="Segoe UI" w:hAnsi="Segoe UI" w:cs="Segoe UI"/>
+          <w:color w:val="0F1115"/>
         </w:rPr>
       </w:pPr>
       <w:r>
@@ -17983,17 +18078,6 @@
         </w:rPr>
         <w:br/>
       </w:r>
-    </w:p>
-    <w:p>
-      <w:pPr>
-        <w:pStyle w:val="ds-markdown-paragraph"/>
-        <w:shd w:val="clear" w:color="auto" w:fill="FFFFFF"/>
-        <w:spacing w:before="240" w:beforeAutospacing="0" w:after="240" w:afterAutospacing="0"/>
-        <w:rPr>
-          <w:rFonts w:ascii="Segoe UI" w:hAnsi="Segoe UI" w:cs="Segoe UI"/>
-          <w:color w:val="0F1115"/>
-        </w:rPr>
-      </w:pPr>
       <w:r>
         <w:rPr>
           <w:rStyle w:val="Strong"/>
@@ -18012,21 +18096,6 @@
     </w:p>
     <w:p>
       <w:pPr>
-        <w:rPr>
-          <w:rFonts w:ascii="Times New Roman" w:hAnsi="Times New Roman" w:cs="Times New Roman"/>
-        </w:rPr>
-      </w:pPr>
-      <w:r>
-        <w:rPr>
-          <w:rFonts w:ascii="Segoe UI" w:hAnsi="Segoe UI" w:cs="Segoe UI"/>
-          <w:color w:val="0F1115"/>
-        </w:rPr>
-        <w:lastRenderedPageBreak/>
-        <w:br/>
-      </w:r>
-    </w:p>
-    <w:p>
-      <w:pPr>
         <w:pStyle w:val="ds-markdown-paragraph"/>
         <w:shd w:val="clear" w:color="auto" w:fill="FFFFFF"/>
         <w:spacing w:before="240" w:beforeAutospacing="0" w:after="240" w:afterAutospacing="0"/>
@@ -18114,19 +18183,6 @@
     </w:p>
     <w:p>
       <w:pPr>
-        <w:spacing w:before="480" w:after="480"/>
-        <w:rPr>
-          <w:rFonts w:ascii="Times New Roman" w:hAnsi="Times New Roman" w:cs="Times New Roman"/>
-        </w:rPr>
-      </w:pPr>
-      <w:r>
-        <w:pict>
-          <v:rect id="_x0000_i1033" style="width:0;height:.75pt" o:hralign="center" o:hrstd="t" o:hr="t" fillcolor="#a0a0a0" stroked="f"/>
-        </w:pict>
-      </w:r>
-    </w:p>
-    <w:p>
-      <w:pPr>
         <w:pStyle w:val="ds-markdown-paragraph"/>
         <w:shd w:val="clear" w:color="auto" w:fill="FFFFFF"/>
         <w:spacing w:before="240" w:beforeAutospacing="0" w:after="240" w:afterAutospacing="0"/>
@@ -18153,19 +18209,6 @@
     </w:p>
     <w:p>
       <w:pPr>
-        <w:spacing w:before="480" w:after="480"/>
-        <w:rPr>
-          <w:rFonts w:ascii="Times New Roman" w:hAnsi="Times New Roman" w:cs="Times New Roman"/>
-        </w:rPr>
-      </w:pPr>
-      <w:r>
-        <w:pict>
-          <v:rect id="_x0000_i1034" style="width:0;height:.75pt" o:hralign="center" o:hrstd="t" o:hr="t" fillcolor="#a0a0a0" stroked="f"/>
-        </w:pict>
-      </w:r>
-    </w:p>
-    <w:p>
-      <w:pPr>
         <w:pStyle w:val="ds-markdown-paragraph"/>
         <w:shd w:val="clear" w:color="auto" w:fill="FFFFFF"/>
         <w:spacing w:before="240" w:beforeAutospacing="0" w:after="240" w:afterAutospacing="0"/>
@@ -18180,6 +18223,7 @@
           <w:rFonts w:ascii="Segoe UI" w:hAnsi="Segoe UI" w:cs="Segoe UI"/>
           <w:color w:val="0F1115"/>
         </w:rPr>
+        <w:lastRenderedPageBreak/>
         <w:t>3.</w:t>
       </w:r>
     </w:p>
@@ -18621,7 +18665,6 @@
                 <w:sz w:val="23"/>
                 <w:szCs w:val="23"/>
               </w:rPr>
-              <w:lastRenderedPageBreak/>
               <w:t>Alkyne</w:t>
             </w:r>
           </w:p>
@@ -18973,19 +19016,6 @@
         </w:tc>
       </w:tr>
     </w:tbl>
-    <w:p>
-      <w:pPr>
-        <w:spacing w:before="480" w:after="480"/>
-        <w:rPr>
-          <w:rFonts w:ascii="Times New Roman" w:hAnsi="Times New Roman" w:cs="Times New Roman"/>
-        </w:rPr>
-      </w:pPr>
-      <w:r>
-        <w:pict>
-          <v:rect id="_x0000_i1035" style="width:0;height:.75pt" o:hralign="center" o:hrstd="t" o:hr="t" fillcolor="#a0a0a0" stroked="f"/>
-        </w:pict>
-      </w:r>
-    </w:p>
     <w:p>
       <w:pPr>
         <w:pStyle w:val="ds-markdown-paragraph"/>
@@ -19095,19 +19125,6 @@
     </w:p>
     <w:p>
       <w:pPr>
-        <w:spacing w:before="480" w:after="480"/>
-        <w:rPr>
-          <w:rFonts w:ascii="Times New Roman" w:hAnsi="Times New Roman" w:cs="Times New Roman"/>
-        </w:rPr>
-      </w:pPr>
-      <w:r>
-        <w:pict>
-          <v:rect id="_x0000_i1036" style="width:0;height:.75pt" o:hralign="center" o:hrstd="t" o:hr="t" fillcolor="#a0a0a0" stroked="f"/>
-        </w:pict>
-      </w:r>
-    </w:p>
-    <w:p>
-      <w:pPr>
         <w:pStyle w:val="ds-markdown-paragraph"/>
         <w:shd w:val="clear" w:color="auto" w:fill="FFFFFF"/>
         <w:spacing w:before="240" w:beforeAutospacing="0" w:after="240" w:afterAutospacing="0"/>
@@ -19130,19 +19147,6 @@
           <w:color w:val="0F1115"/>
         </w:rPr>
         <w:t xml:space="preserve"> Lipids are macromolecules because they are large molecules, but they are not polymers because they are not made of repeating monomer units. They are built from glycerol and fatty acids, which do not repeat in a chain. Proteins are both macromolecules and polymers because they are made of repeating amino acid units.</w:t>
-      </w:r>
-    </w:p>
-    <w:p>
-      <w:pPr>
-        <w:spacing w:before="480" w:after="480"/>
-        <w:rPr>
-          <w:rFonts w:ascii="Times New Roman" w:hAnsi="Times New Roman" w:cs="Times New Roman"/>
-        </w:rPr>
-      </w:pPr>
-      <w:r>
-        <w:pict>
-          <v:rect id="_x0000_i1037" style="width:0;height:.75pt" o:hralign="center" o:hrstd="t" o:hr="t" fillcolor="#a0a0a0" stroked="f"/>
-        </w:pict>
       </w:r>
     </w:p>
     <w:p>
@@ -19242,7 +19246,6 @@
           <w:rFonts w:ascii="Segoe UI" w:hAnsi="Segoe UI" w:cs="Segoe UI"/>
           <w:color w:val="0F1115"/>
         </w:rPr>
-        <w:lastRenderedPageBreak/>
         <w:t>(d)</w:t>
       </w:r>
       <w:r>
@@ -19251,19 +19254,6 @@
           <w:color w:val="0F1115"/>
         </w:rPr>
         <w:t xml:space="preserve"> Saponification: hydrolysis of a fat with a base to produce soap and glycerol. Example: Fat + NaOH → Soap + Glycerol.</w:t>
-      </w:r>
-    </w:p>
-    <w:p>
-      <w:pPr>
-        <w:spacing w:before="480" w:after="480"/>
-        <w:rPr>
-          <w:rFonts w:ascii="Times New Roman" w:hAnsi="Times New Roman" w:cs="Times New Roman"/>
-        </w:rPr>
-      </w:pPr>
-      <w:r>
-        <w:pict>
-          <v:rect id="_x0000_i1038" style="width:0;height:.75pt" o:hralign="center" o:hrstd="t" o:hr="t" fillcolor="#a0a0a0" stroked="f"/>
-        </w:pict>
       </w:r>
     </w:p>
     <w:p>
@@ -19294,19 +19284,6 @@
     </w:p>
     <w:p>
       <w:pPr>
-        <w:spacing w:before="480" w:after="480"/>
-        <w:rPr>
-          <w:rFonts w:ascii="Times New Roman" w:hAnsi="Times New Roman" w:cs="Times New Roman"/>
-        </w:rPr>
-      </w:pPr>
-      <w:r>
-        <w:pict>
-          <v:rect id="_x0000_i1039" style="width:0;height:.75pt" o:hralign="center" o:hrstd="t" o:hr="t" fillcolor="#a0a0a0" stroked="f"/>
-        </w:pict>
-      </w:r>
-    </w:p>
-    <w:p>
-      <w:pPr>
         <w:pStyle w:val="ds-markdown-paragraph"/>
         <w:shd w:val="clear" w:color="auto" w:fill="FFFFFF"/>
         <w:spacing w:before="240" w:beforeAutospacing="0" w:after="240" w:afterAutospacing="0"/>
@@ -19321,6 +19298,7 @@
           <w:rFonts w:ascii="Segoe UI" w:hAnsi="Segoe UI" w:cs="Segoe UI"/>
           <w:color w:val="0F1115"/>
         </w:rPr>
+        <w:lastRenderedPageBreak/>
         <w:t>8.</w:t>
       </w:r>
       <w:r>
@@ -19392,19 +19370,6 @@
     </w:p>
     <w:p>
       <w:pPr>
-        <w:spacing w:before="480" w:after="480"/>
-        <w:rPr>
-          <w:rFonts w:ascii="Times New Roman" w:hAnsi="Times New Roman" w:cs="Times New Roman"/>
-        </w:rPr>
-      </w:pPr>
-      <w:r>
-        <w:pict>
-          <v:rect id="_x0000_i1040" style="width:0;height:.75pt" o:hralign="center" o:hrstd="t" o:hr="t" fillcolor="#a0a0a0" stroked="f"/>
-        </w:pict>
-      </w:r>
-    </w:p>
-    <w:p>
-      <w:pPr>
         <w:pStyle w:val="ds-markdown-paragraph"/>
         <w:shd w:val="clear" w:color="auto" w:fill="FFFFFF"/>
         <w:spacing w:before="240" w:beforeAutospacing="0" w:after="240" w:afterAutospacing="0"/>
@@ -19431,19 +19396,6 @@
     </w:p>
     <w:p>
       <w:pPr>
-        <w:spacing w:before="480" w:after="480"/>
-        <w:rPr>
-          <w:rFonts w:ascii="Times New Roman" w:hAnsi="Times New Roman" w:cs="Times New Roman"/>
-        </w:rPr>
-      </w:pPr>
-      <w:r>
-        <w:pict>
-          <v:rect id="_x0000_i1041" style="width:0;height:.75pt" o:hralign="center" o:hrstd="t" o:hr="t" fillcolor="#a0a0a0" stroked="f"/>
-        </w:pict>
-      </w:r>
-    </w:p>
-    <w:p>
-      <w:pPr>
         <w:pStyle w:val="ds-markdown-paragraph"/>
         <w:shd w:val="clear" w:color="auto" w:fill="FFFFFF"/>
         <w:spacing w:before="240" w:beforeAutospacing="0" w:after="240" w:afterAutospacing="0"/>
@@ -19468,10 +19420,7 @@
         <w:t xml:space="preserve"> Saponification is the hydrolysis of a fat or oil with a strong base. The reactants are coconut oil (a triglyceride) and sodium hydroxide (NaOH). The products are soap (sodium salts of fatty acids) and glycerol. This reaction is important in industry because it is the basis of soap-making. It converts cheap fats and oils into valuable cleaning products and produces glycerol as a useful by-product.</w:t>
       </w:r>
     </w:p>
-    <w:p>
-      <w:bookmarkStart w:id="0" w:name="_GoBack"/>
-      <w:bookmarkEnd w:id="0"/>
-    </w:p>
+    <w:p/>
     <w:sectPr>
       <w:pgSz w:w="12240" w:h="15840"/>
       <w:pgMar w:top="1440" w:right="1440" w:bottom="1440" w:left="1440" w:header="720" w:footer="720" w:gutter="0"/>
